--- a/homeWork/week1 29.04-05.05/Jupyter-intro-hw1.docx
+++ b/homeWork/week1 29.04-05.05/Jupyter-intro-hw1.docx
@@ -1,8 +1,8 @@
 
 <file path=word/document.xml><?xml version="1.0" encoding="utf-8"?>
-<w:document xmlns:wpc="http://schemas.microsoft.com/office/word/2010/wordprocessingCanvas" xmlns:cx="http://schemas.microsoft.com/office/drawing/2014/chartex" xmlns:cx1="http://schemas.microsoft.com/office/drawing/2015/9/8/chartex" xmlns:mc="http://schemas.openxmlformats.org/markup-compatibility/2006" xmlns:o="urn:schemas-microsoft-com:office:office" xmlns:r="http://schemas.openxmlformats.org/officeDocument/2006/relationships" xmlns:m="http://schemas.openxmlformats.org/officeDocument/2006/math" xmlns:v="urn:schemas-microsoft-com:vml" xmlns:wp14="http://schemas.microsoft.com/office/word/2010/wordprocessingDrawing" xmlns:wp="http://schemas.openxmlformats.org/drawingml/2006/wordprocessingDrawing" xmlns:w10="urn:schemas-microsoft-com:office:word" xmlns:w="http://schemas.openxmlformats.org/wordprocessingml/2006/main" xmlns:w14="http://schemas.microsoft.com/office/word/2010/wordml" xmlns:w15="http://schemas.microsoft.com/office/word/2012/wordml" xmlns:w16se="http://schemas.microsoft.com/office/word/2015/wordml/symex" xmlns:wpg="http://schemas.microsoft.com/office/word/2010/wordprocessingGroup" xmlns:wpi="http://schemas.microsoft.com/office/word/2010/wordprocessingInk" xmlns:wne="http://schemas.microsoft.com/office/word/2006/wordml" xmlns:wps="http://schemas.microsoft.com/office/word/2010/wordprocessingShape" xmlns:a="http://schemas.openxmlformats.org/drawingml/2006/main" xmlns:pic="http://schemas.openxmlformats.org/drawingml/2006/picture" xmlns:a14="http://schemas.microsoft.com/office/drawing/2010/main" mc:Ignorable="w14 w15 w16se wp14">
+<w:document xmlns:wpc="http://schemas.microsoft.com/office/word/2010/wordprocessingCanvas" xmlns:cx="http://schemas.microsoft.com/office/drawing/2014/chartex" xmlns:cx1="http://schemas.microsoft.com/office/drawing/2015/9/8/chartex" xmlns:cx2="http://schemas.microsoft.com/office/drawing/2015/10/21/chartex" xmlns:cx3="http://schemas.microsoft.com/office/drawing/2016/5/9/chartex" xmlns:cx4="http://schemas.microsoft.com/office/drawing/2016/5/10/chartex" xmlns:cx5="http://schemas.microsoft.com/office/drawing/2016/5/11/chartex" xmlns:cx6="http://schemas.microsoft.com/office/drawing/2016/5/12/chartex" xmlns:cx7="http://schemas.microsoft.com/office/drawing/2016/5/13/chartex" xmlns:cx8="http://schemas.microsoft.com/office/drawing/2016/5/14/chartex" xmlns:mc="http://schemas.openxmlformats.org/markup-compatibility/2006" xmlns:aink="http://schemas.microsoft.com/office/drawing/2016/ink" xmlns:am3d="http://schemas.microsoft.com/office/drawing/2017/model3d" xmlns:o="urn:schemas-microsoft-com:office:office" xmlns:oel="http://schemas.microsoft.com/office/2019/extlst" xmlns:r="http://schemas.openxmlformats.org/officeDocument/2006/relationships" xmlns:m="http://schemas.openxmlformats.org/officeDocument/2006/math" xmlns:v="urn:schemas-microsoft-com:vml" xmlns:wp14="http://schemas.microsoft.com/office/word/2010/wordprocessingDrawing" xmlns:wp="http://schemas.openxmlformats.org/drawingml/2006/wordprocessingDrawing" xmlns:w10="urn:schemas-microsoft-com:office:word" xmlns:w="http://schemas.openxmlformats.org/wordprocessingml/2006/main" xmlns:w14="http://schemas.microsoft.com/office/word/2010/wordml" xmlns:w15="http://schemas.microsoft.com/office/word/2012/wordml" xmlns:w16cex="http://schemas.microsoft.com/office/word/2018/wordml/cex" xmlns:w16cid="http://schemas.microsoft.com/office/word/2016/wordml/cid" xmlns:w16="http://schemas.microsoft.com/office/word/2018/wordml" xmlns:w16du="http://schemas.microsoft.com/office/word/2023/wordml/word16du" xmlns:w16sdtdh="http://schemas.microsoft.com/office/word/2020/wordml/sdtdatahash" xmlns:w16sdtfl="http://schemas.microsoft.com/office/word/2024/wordml/sdtformatlock" xmlns:w16se="http://schemas.microsoft.com/office/word/2015/wordml/symex" xmlns:wpg="http://schemas.microsoft.com/office/word/2010/wordprocessingGroup" xmlns:wpi="http://schemas.microsoft.com/office/word/2010/wordprocessingInk" xmlns:wne="http://schemas.microsoft.com/office/word/2006/wordml" xmlns:wps="http://schemas.microsoft.com/office/word/2010/wordprocessingShape" mc:Ignorable="w14 w15 w16se w16cid w16 w16cex w16sdtdh w16sdtfl w16du wp14">
   <w:body>
-    <w:p xmlns:wp14="http://schemas.microsoft.com/office/word/2010/wordml" wp14:textId="77777777">
+    <w:p>
       <w:pPr>
         <w:pStyle w:val="Title"/>
         <w:rPr>
@@ -18,8 +18,8 @@
         <w:t xml:space="preserve">Homework #1 </w:t>
       </w:r>
     </w:p>
-    <w:p xmlns:wp14="http://schemas.microsoft.com/office/word/2010/wordml" wp14:textId="77777777"/>
-    <w:p xmlns:wp14="http://schemas.microsoft.com/office/word/2010/wordml" wp14:textId="75B6DEBD">
+    <w:p/>
+    <w:p>
       <w:pPr>
         <w:pStyle w:val="HTMLPreformatted"/>
         <w:numPr>
@@ -28,21 +28,21 @@
         </w:numPr>
         <w:shd w:val="clear" w:color="auto" w:fill="FFFFFF" w:themeFill="background1"/>
         <w:rPr>
-          <w:rFonts w:ascii="Calibri" w:hAnsi="Calibri" w:cs="Calibri" w:asciiTheme="minorAscii" w:hAnsiTheme="minorAscii" w:cstheme="minorAscii"/>
+          <w:rFonts w:asciiTheme="minorHAnsi" w:hAnsiTheme="minorHAnsi" w:cstheme="minorBidi"/>
           <w:sz w:val="24"/>
           <w:szCs w:val="24"/>
         </w:rPr>
       </w:pPr>
       <w:r>
         <w:rPr>
-          <w:rFonts w:ascii="Calibri" w:hAnsi="Calibri" w:cs="Calibri" w:asciiTheme="minorAscii" w:hAnsiTheme="minorAscii" w:cstheme="minorAscii"/>
+          <w:rFonts w:asciiTheme="minorHAnsi" w:hAnsiTheme="minorHAnsi" w:cstheme="minorBidi"/>
           <w:sz w:val="24"/>
           <w:szCs w:val="24"/>
         </w:rPr>
         <w:t>Create a Markdown cell with the headline QESTION1. The Cell will present another two lines the first one will be your highlighted first name and the second will be your last name in red color.</w:t>
       </w:r>
     </w:p>
-    <w:p xmlns:wp14="http://schemas.microsoft.com/office/word/2010/wordml" wp14:textId="77777777">
+    <w:p>
       <w:pPr>
         <w:pStyle w:val="HTMLPreformatted"/>
         <w:shd w:val="clear" w:color="auto" w:fill="FFFFFF"/>
@@ -62,7 +62,7 @@
         <w:t>Example:</w:t>
       </w:r>
     </w:p>
-    <w:p xmlns:wp14="http://schemas.microsoft.com/office/word/2010/wordml" wp14:textId="77777777">
+    <w:p>
       <w:pPr>
         <w:pStyle w:val="HTMLPreformatted"/>
         <w:shd w:val="clear" w:color="auto" w:fill="FFFFFF"/>
@@ -78,7 +78,7 @@
           <w:noProof/>
         </w:rPr>
         <w:drawing>
-          <wp:inline xmlns:wp14="http://schemas.microsoft.com/office/word/2010/wordprocessingDrawing" distT="0" distB="0" distL="0" distR="0" wp14:anchorId="225181FE" wp14:editId="791119AD">
+          <wp:inline distT="0" distB="0" distL="0" distR="0" wp14:anchorId="225181FE" wp14:editId="791119AD">
             <wp:extent cx="1571625" cy="971550"/>
             <wp:effectExtent l="0" t="0" r="9525" b="0"/>
             <wp:docPr id="1" name="Picture 1"/>
@@ -114,7 +114,7 @@
         </w:drawing>
       </w:r>
     </w:p>
-    <w:p xmlns:wp14="http://schemas.microsoft.com/office/word/2010/wordml" wp14:textId="77777777">
+    <w:p>
       <w:pPr>
         <w:pStyle w:val="HTMLPreformatted"/>
         <w:shd w:val="clear" w:color="auto" w:fill="FFFFFF"/>
@@ -125,7 +125,7 @@
         </w:rPr>
       </w:pPr>
     </w:p>
-    <w:p xmlns:wp14="http://schemas.microsoft.com/office/word/2010/wordml" wp14:textId="77777777">
+    <w:p>
       <w:pPr>
         <w:pStyle w:val="HTMLPreformatted"/>
         <w:numPr>
@@ -172,7 +172,7 @@
         <w:t xml:space="preserve"> be your phone number in bold the second one will present your home address in bold and italic mode.</w:t>
       </w:r>
     </w:p>
-    <w:p xmlns:wp14="http://schemas.microsoft.com/office/word/2010/wordml" wp14:textId="77777777">
+    <w:p>
       <w:pPr>
         <w:pStyle w:val="HTMLPreformatted"/>
         <w:shd w:val="clear" w:color="auto" w:fill="FFFFFF"/>
@@ -192,7 +192,7 @@
         <w:t>Example:</w:t>
       </w:r>
     </w:p>
-    <w:p xmlns:wp14="http://schemas.microsoft.com/office/word/2010/wordml" wp14:textId="77777777">
+    <w:p>
       <w:pPr>
         <w:pStyle w:val="HTMLPreformatted"/>
         <w:shd w:val="clear" w:color="auto" w:fill="FFFFFF"/>
@@ -202,7 +202,7 @@
         </w:rPr>
       </w:pPr>
     </w:p>
-    <w:p xmlns:wp14="http://schemas.microsoft.com/office/word/2010/wordml" wp14:textId="77777777">
+    <w:p>
       <w:pPr>
         <w:pStyle w:val="HTMLPreformatted"/>
         <w:shd w:val="clear" w:color="auto" w:fill="FFFFFF"/>
@@ -216,7 +216,7 @@
           <w:noProof/>
         </w:rPr>
         <w:drawing>
-          <wp:inline xmlns:wp14="http://schemas.microsoft.com/office/word/2010/wordprocessingDrawing" distT="0" distB="0" distL="0" distR="0" wp14:anchorId="320B9F53" wp14:editId="0A959B4A">
+          <wp:inline distT="0" distB="0" distL="0" distR="0" wp14:anchorId="320B9F53" wp14:editId="0A959B4A">
             <wp:extent cx="1266825" cy="857250"/>
             <wp:effectExtent l="0" t="0" r="9525" b="0"/>
             <wp:docPr id="7" name="Picture 7"/>
@@ -252,7 +252,7 @@
         </w:drawing>
       </w:r>
     </w:p>
-    <w:p xmlns:wp14="http://schemas.microsoft.com/office/word/2010/wordml" wp14:textId="77777777">
+    <w:p>
       <w:pPr>
         <w:pStyle w:val="HTMLPreformatted"/>
         <w:shd w:val="clear" w:color="auto" w:fill="FFFFFF"/>
@@ -262,7 +262,7 @@
         </w:rPr>
       </w:pPr>
     </w:p>
-    <w:p xmlns:wp14="http://schemas.microsoft.com/office/word/2010/wordml" wp14:noSpellErr="1" wp14:textId="77777777">
+    <w:p>
       <w:pPr>
         <w:pStyle w:val="HTMLPreformatted"/>
         <w:numPr>
@@ -271,101 +271,21 @@
         </w:numPr>
         <w:shd w:val="clear" w:color="auto" w:fill="FFFFFF" w:themeFill="background1"/>
         <w:rPr>
-          <w:rFonts w:ascii="Calibri" w:hAnsi="Calibri" w:cs="Calibri" w:asciiTheme="minorAscii" w:hAnsiTheme="minorAscii" w:cstheme="minorAscii"/>
+          <w:rFonts w:asciiTheme="minorHAnsi" w:hAnsiTheme="minorHAnsi" w:cstheme="minorBidi"/>
           <w:sz w:val="24"/>
           <w:szCs w:val="24"/>
         </w:rPr>
       </w:pPr>
       <w:r>
         <w:rPr>
-          <w:rFonts w:ascii="Calibri" w:hAnsi="Calibri" w:cs="Calibri" w:asciiTheme="minorAscii" w:hAnsiTheme="minorAscii" w:cstheme="minorAscii"/>
-          <w:sz w:val="24"/>
-          <w:szCs w:val="24"/>
-        </w:rPr>
-        <w:t xml:space="preserve">Create a Markdown </w:t>
+          <w:rFonts w:asciiTheme="minorHAnsi" w:hAnsiTheme="minorHAnsi" w:cstheme="minorBidi"/>
+          <w:sz w:val="24"/>
+          <w:szCs w:val="24"/>
+        </w:rPr>
+        <w:t xml:space="preserve">Create a Markdown cell with a smaller headline QUESTION3. The cell will print the following pyramid by using the indenting tab. </w:t>
       </w:r>
-      <w:r>
-        <w:rPr>
-          <w:rFonts w:ascii="Calibri" w:hAnsi="Calibri" w:cs="Calibri" w:asciiTheme="minorAscii" w:hAnsiTheme="minorAscii" w:cstheme="minorAscii"/>
-          <w:sz w:val="24"/>
-          <w:szCs w:val="24"/>
-        </w:rPr>
-        <w:t>cell</w:t>
-      </w:r>
-      <w:r>
-        <w:rPr>
-          <w:rFonts w:ascii="Calibri" w:hAnsi="Calibri" w:cs="Calibri" w:asciiTheme="minorAscii" w:hAnsiTheme="minorAscii" w:cstheme="minorAscii"/>
-          <w:sz w:val="24"/>
-          <w:szCs w:val="24"/>
-        </w:rPr>
-        <w:t xml:space="preserve"> with </w:t>
-      </w:r>
-      <w:r>
-        <w:rPr>
-          <w:rFonts w:ascii="Calibri" w:hAnsi="Calibri" w:cs="Calibri" w:asciiTheme="minorAscii" w:hAnsiTheme="minorAscii" w:cstheme="minorAscii"/>
-          <w:sz w:val="24"/>
-          <w:szCs w:val="24"/>
-        </w:rPr>
-        <w:t xml:space="preserve">a </w:t>
-      </w:r>
-      <w:r>
-        <w:rPr>
-          <w:rFonts w:ascii="Calibri" w:hAnsi="Calibri" w:cs="Calibri" w:asciiTheme="minorAscii" w:hAnsiTheme="minorAscii" w:cstheme="minorAscii"/>
-          <w:sz w:val="24"/>
-          <w:szCs w:val="24"/>
-        </w:rPr>
-        <w:t>smaller headline QUESTION3</w:t>
-      </w:r>
-      <w:r>
-        <w:rPr>
-          <w:rFonts w:ascii="Calibri" w:hAnsi="Calibri" w:cs="Calibri" w:asciiTheme="minorAscii" w:hAnsiTheme="minorAscii" w:cstheme="minorAscii"/>
-          <w:sz w:val="24"/>
-          <w:szCs w:val="24"/>
-        </w:rPr>
-        <w:t xml:space="preserve">. </w:t>
-      </w:r>
-      <w:r>
-        <w:rPr>
-          <w:rFonts w:ascii="Calibri" w:hAnsi="Calibri" w:cs="Calibri" w:asciiTheme="minorAscii" w:hAnsiTheme="minorAscii" w:cstheme="minorAscii"/>
-          <w:sz w:val="24"/>
-          <w:szCs w:val="24"/>
-        </w:rPr>
-        <w:t xml:space="preserve">The cell will print the following pyramid by using </w:t>
-      </w:r>
-      <w:r>
-        <w:rPr>
-          <w:rFonts w:ascii="Calibri" w:hAnsi="Calibri" w:cs="Calibri" w:asciiTheme="minorAscii" w:hAnsiTheme="minorAscii" w:cstheme="minorAscii"/>
-          <w:sz w:val="24"/>
-          <w:szCs w:val="24"/>
-        </w:rPr>
-        <w:t xml:space="preserve">the </w:t>
-      </w:r>
-      <w:r>
-        <w:rPr>
-          <w:rFonts w:ascii="Calibri" w:hAnsi="Calibri" w:cs="Calibri" w:asciiTheme="minorAscii" w:hAnsiTheme="minorAscii" w:cstheme="minorAscii"/>
-          <w:sz w:val="24"/>
-          <w:szCs w:val="24"/>
-        </w:rPr>
-        <w:t>indenting</w:t>
-      </w:r>
-      <w:r>
-        <w:rPr>
-          <w:rFonts w:ascii="Calibri" w:hAnsi="Calibri" w:cs="Calibri" w:asciiTheme="minorAscii" w:hAnsiTheme="minorAscii" w:cstheme="minorAscii"/>
-          <w:sz w:val="24"/>
-          <w:szCs w:val="24"/>
-        </w:rPr>
-        <w:t xml:space="preserve"> tab</w:t>
-      </w:r>
-      <w:r>
-        <w:rPr>
-          <w:rFonts w:ascii="Calibri" w:hAnsi="Calibri" w:cs="Calibri" w:asciiTheme="minorAscii" w:hAnsiTheme="minorAscii" w:cstheme="minorAscii"/>
-          <w:sz w:val="24"/>
-          <w:szCs w:val="24"/>
-        </w:rPr>
-        <w:t xml:space="preserve">. </w:t>
-      </w:r>
-    </w:p>
-    <w:p xmlns:wp14="http://schemas.microsoft.com/office/word/2010/wordml" wp14:textId="77777777">
+    </w:p>
+    <w:p>
       <w:pPr>
         <w:pStyle w:val="HTMLPreformatted"/>
         <w:shd w:val="clear" w:color="auto" w:fill="FFFFFF"/>
@@ -385,28 +305,31 @@
         <w:t>Example:</w:t>
       </w:r>
     </w:p>
-    <w:p xmlns:wp14="http://schemas.microsoft.com/office/word/2010/wordml" wp14:textId="77777777">
+    <w:p>
       <w:pPr>
         <w:pStyle w:val="HTMLPreformatted"/>
         <w:shd w:val="clear" w:color="auto" w:fill="FFFFFF" w:themeFill="background1"/>
         <w:ind w:left="720"/>
         <w:rPr>
-          <w:rFonts w:ascii="Calibri" w:hAnsi="Calibri" w:cs="Calibri" w:asciiTheme="minorAscii" w:hAnsiTheme="minorAscii" w:cstheme="minorAscii"/>
-        </w:rPr>
-      </w:pPr>
-    </w:p>
-    <w:p xmlns:wp14="http://schemas.microsoft.com/office/word/2010/wordml" wp14:textId="77777777">
+          <w:rFonts w:asciiTheme="minorHAnsi" w:hAnsiTheme="minorHAnsi" w:cstheme="minorBidi"/>
+        </w:rPr>
+      </w:pPr>
+    </w:p>
+    <w:p>
       <w:pPr>
         <w:pStyle w:val="HTMLPreformatted"/>
         <w:shd w:val="clear" w:color="auto" w:fill="FFFFFF" w:themeFill="background1"/>
         <w:ind w:left="720"/>
         <w:rPr>
-          <w:rFonts w:ascii="Calibri" w:hAnsi="Calibri" w:cs="Calibri" w:asciiTheme="minorAscii" w:hAnsiTheme="minorAscii" w:cstheme="minorAscii"/>
+          <w:rFonts w:asciiTheme="minorHAnsi" w:hAnsiTheme="minorHAnsi" w:cstheme="minorBidi"/>
         </w:rPr>
       </w:pPr>
       <w:r>
+        <w:rPr>
+          <w:noProof/>
+        </w:rPr>
         <w:drawing>
-          <wp:anchor xmlns:wp14="http://schemas.microsoft.com/office/word/2010/wordprocessingDrawing" distT="0" distB="0" distL="114300" distR="114300" simplePos="0" relativeHeight="251658240" behindDoc="0" locked="0" layoutInCell="1" allowOverlap="1" wp14:anchorId="192E9845" wp14:editId="57FF6CED">
+          <wp:anchor distT="0" distB="0" distL="114300" distR="114300" simplePos="0" relativeHeight="251658240" behindDoc="0" locked="0" layoutInCell="1" allowOverlap="1" wp14:anchorId="192E9845" wp14:editId="57FF6CED">
             <wp:simplePos x="0" y="0"/>
             <wp:positionH relativeFrom="column">
               <wp:posOffset>1619250</wp:posOffset>
@@ -419,17 +342,17 @@
             <wp:wrapNone/>
             <wp:docPr id="8" name="Picture 8"/>
             <wp:cNvGraphicFramePr>
-              <a:graphicFrameLocks noChangeAspect="1"/>
+              <a:graphicFrameLocks xmlns:a="http://schemas.openxmlformats.org/drawingml/2006/main" noChangeAspect="1"/>
             </wp:cNvGraphicFramePr>
-            <a:graphic>
-              <a:graphicData xmlns:a="http://schemas.openxmlformats.org/drawingml/2006/main" uri="http://schemas.openxmlformats.org/drawingml/2006/picture">
+            <a:graphic xmlns:a="http://schemas.openxmlformats.org/drawingml/2006/main">
+              <a:graphicData uri="http://schemas.openxmlformats.org/drawingml/2006/picture">
                 <pic:pic xmlns:pic="http://schemas.openxmlformats.org/drawingml/2006/picture">
                   <pic:nvPicPr>
                     <pic:cNvPr id="1" name=""/>
                     <pic:cNvPicPr/>
                   </pic:nvPicPr>
                   <pic:blipFill>
-                    <a:blip xmlns:r="http://schemas.openxmlformats.org/officeDocument/2006/relationships" r:embed="rId8">
+                    <a:blip r:embed="rId8">
                       <a:extLst>
                         <a:ext uri="{28A0092B-C50C-407E-A947-70E740481C1C}">
                           <a14:useLocalDpi xmlns:a14="http://schemas.microsoft.com/office/drawing/2010/main"/>
@@ -441,7 +364,7 @@
                     </a:stretch>
                   </pic:blipFill>
                   <pic:spPr>
-                    <a:xfrm rot="0">
+                    <a:xfrm>
                       <a:off x="0" y="0"/>
                       <a:ext cx="2539833" cy="2502540"/>
                     </a:xfrm>
@@ -462,7 +385,7 @@
         </w:drawing>
       </w:r>
     </w:p>
-    <w:p xmlns:wp14="http://schemas.microsoft.com/office/word/2010/wordml" wp14:textId="77777777">
+    <w:p>
       <w:pPr>
         <w:pStyle w:val="HTMLPreformatted"/>
         <w:shd w:val="clear" w:color="auto" w:fill="FFFFFF"/>
@@ -472,17 +395,17 @@
         </w:rPr>
       </w:pPr>
     </w:p>
-    <w:p xmlns:wp14="http://schemas.microsoft.com/office/word/2010/wordml" wp14:textId="77777777">
+    <w:p>
       <w:pPr>
         <w:pStyle w:val="HTMLPreformatted"/>
         <w:shd w:val="clear" w:color="auto" w:fill="FFFFFF" w:themeFill="background1"/>
         <w:ind w:left="720"/>
         <w:rPr>
-          <w:rFonts w:ascii="Calibri" w:hAnsi="Calibri" w:cs="Calibri" w:asciiTheme="minorAscii" w:hAnsiTheme="minorAscii" w:cstheme="minorAscii"/>
-        </w:rPr>
-      </w:pPr>
-    </w:p>
-    <w:p xmlns:wp14="http://schemas.microsoft.com/office/word/2010/wordml" wp14:textId="77777777">
+          <w:rFonts w:asciiTheme="minorHAnsi" w:hAnsiTheme="minorHAnsi" w:cstheme="minorBidi"/>
+        </w:rPr>
+      </w:pPr>
+    </w:p>
+    <w:p>
       <w:pPr>
         <w:pStyle w:val="HTMLPreformatted"/>
         <w:shd w:val="clear" w:color="auto" w:fill="FFFFFF"/>
@@ -492,7 +415,7 @@
         </w:rPr>
       </w:pPr>
     </w:p>
-    <w:p xmlns:wp14="http://schemas.microsoft.com/office/word/2010/wordml" wp14:textId="77777777">
+    <w:p>
       <w:pPr>
         <w:pStyle w:val="HTMLPreformatted"/>
         <w:shd w:val="clear" w:color="auto" w:fill="FFFFFF"/>
@@ -502,7 +425,7 @@
         </w:rPr>
       </w:pPr>
     </w:p>
-    <w:p xmlns:wp14="http://schemas.microsoft.com/office/word/2010/wordml" wp14:textId="77777777">
+    <w:p>
       <w:pPr>
         <w:pStyle w:val="HTMLPreformatted"/>
         <w:shd w:val="clear" w:color="auto" w:fill="FFFFFF"/>
@@ -512,7 +435,7 @@
         </w:rPr>
       </w:pPr>
     </w:p>
-    <w:p xmlns:wp14="http://schemas.microsoft.com/office/word/2010/wordml" wp14:textId="77777777">
+    <w:p>
       <w:pPr>
         <w:pStyle w:val="HTMLPreformatted"/>
         <w:shd w:val="clear" w:color="auto" w:fill="FFFFFF"/>
@@ -522,7 +445,7 @@
         </w:rPr>
       </w:pPr>
     </w:p>
-    <w:p xmlns:wp14="http://schemas.microsoft.com/office/word/2010/wordml" wp14:textId="77777777">
+    <w:p>
       <w:pPr>
         <w:pStyle w:val="HTMLPreformatted"/>
         <w:shd w:val="clear" w:color="auto" w:fill="FFFFFF"/>
@@ -532,7 +455,7 @@
         </w:rPr>
       </w:pPr>
     </w:p>
-    <w:p xmlns:wp14="http://schemas.microsoft.com/office/word/2010/wordml" wp14:textId="77777777">
+    <w:p>
       <w:pPr>
         <w:pStyle w:val="HTMLPreformatted"/>
         <w:shd w:val="clear" w:color="auto" w:fill="FFFFFF"/>
@@ -542,7 +465,7 @@
         </w:rPr>
       </w:pPr>
     </w:p>
-    <w:p xmlns:wp14="http://schemas.microsoft.com/office/word/2010/wordml" wp14:textId="77777777">
+    <w:p>
       <w:pPr>
         <w:pStyle w:val="HTMLPreformatted"/>
         <w:shd w:val="clear" w:color="auto" w:fill="FFFFFF"/>
@@ -552,7 +475,7 @@
         </w:rPr>
       </w:pPr>
     </w:p>
-    <w:p xmlns:wp14="http://schemas.microsoft.com/office/word/2010/wordml" wp14:textId="77777777">
+    <w:p>
       <w:pPr>
         <w:pStyle w:val="HTMLPreformatted"/>
         <w:shd w:val="clear" w:color="auto" w:fill="FFFFFF"/>
@@ -562,7 +485,7 @@
         </w:rPr>
       </w:pPr>
     </w:p>
-    <w:p xmlns:wp14="http://schemas.microsoft.com/office/word/2010/wordml" wp14:textId="77777777">
+    <w:p>
       <w:pPr>
         <w:pStyle w:val="HTMLPreformatted"/>
         <w:shd w:val="clear" w:color="auto" w:fill="FFFFFF"/>
@@ -572,17 +495,17 @@
         </w:rPr>
       </w:pPr>
     </w:p>
-    <w:p xmlns:wp14="http://schemas.microsoft.com/office/word/2010/wordml" wp14:textId="66A25BCE">
+    <w:p>
       <w:pPr>
         <w:pStyle w:val="HTMLPreformatted"/>
         <w:shd w:val="clear" w:color="auto" w:fill="FFFFFF" w:themeFill="background1"/>
         <w:ind w:left="720"/>
         <w:rPr>
-          <w:rFonts w:ascii="Calibri" w:hAnsi="Calibri" w:cs="Calibri" w:asciiTheme="minorAscii" w:hAnsiTheme="minorAscii" w:cstheme="minorAscii"/>
-        </w:rPr>
-      </w:pPr>
-    </w:p>
-    <w:p xmlns:wp14="http://schemas.microsoft.com/office/word/2010/wordml" wp14:textId="77777777">
+          <w:rFonts w:asciiTheme="minorHAnsi" w:hAnsiTheme="minorHAnsi" w:cstheme="minorBidi"/>
+        </w:rPr>
+      </w:pPr>
+    </w:p>
+    <w:p>
       <w:pPr>
         <w:pStyle w:val="HTMLPreformatted"/>
         <w:shd w:val="clear" w:color="auto" w:fill="FFFFFF"/>
@@ -592,14 +515,14 @@
         </w:rPr>
       </w:pPr>
     </w:p>
-    <w:p xmlns:wp14="http://schemas.microsoft.com/office/word/2010/wordml" wp14:textId="18BCC089">
+    <w:p>
       <w:pPr>
         <w:pStyle w:val="HTMLPreformatted"/>
         <w:shd w:val="clear" w:color="auto" w:fill="FFFFFF" w:themeFill="background1"/>
         <w:ind w:left="720"/>
       </w:pPr>
     </w:p>
-    <w:p xmlns:wp14="http://schemas.microsoft.com/office/word/2010/wordml" wp14:textId="77777777">
+    <w:p>
       <w:pPr>
         <w:pStyle w:val="HTMLPreformatted"/>
         <w:shd w:val="clear" w:color="auto" w:fill="FFFFFF"/>
@@ -609,7 +532,7 @@
         </w:rPr>
       </w:pPr>
     </w:p>
-    <w:p xmlns:wp14="http://schemas.microsoft.com/office/word/2010/wordml" wp14:textId="77777777">
+    <w:p>
       <w:pPr>
         <w:pStyle w:val="HTMLPreformatted"/>
         <w:shd w:val="clear" w:color="auto" w:fill="FFFFFF"/>
@@ -619,7 +542,7 @@
         </w:rPr>
       </w:pPr>
     </w:p>
-    <w:p xmlns:wp14="http://schemas.microsoft.com/office/word/2010/wordml" wp14:textId="77777777">
+    <w:p>
       <w:pPr>
         <w:pStyle w:val="HTMLPreformatted"/>
         <w:shd w:val="clear" w:color="auto" w:fill="FFFFFF"/>
@@ -629,7 +552,7 @@
         </w:rPr>
       </w:pPr>
     </w:p>
-    <w:p xmlns:wp14="http://schemas.microsoft.com/office/word/2010/wordml" wp14:textId="77777777">
+    <w:p>
       <w:pPr>
         <w:pStyle w:val="HTMLPreformatted"/>
         <w:numPr>
@@ -638,45 +561,22 @@
         </w:numPr>
         <w:shd w:val="clear" w:color="auto" w:fill="FFFFFF" w:themeFill="background1"/>
         <w:rPr>
-          <w:rFonts w:ascii="Calibri" w:hAnsi="Calibri" w:cs="Calibri" w:asciiTheme="minorAscii" w:hAnsiTheme="minorAscii" w:cstheme="minorAscii"/>
+          <w:rFonts w:asciiTheme="minorHAnsi" w:hAnsiTheme="minorHAnsi" w:cstheme="minorBidi"/>
           <w:sz w:val="24"/>
           <w:szCs w:val="24"/>
         </w:rPr>
       </w:pPr>
       <w:r>
         <w:rPr>
-          <w:rFonts w:ascii="Calibri" w:hAnsi="Calibri" w:cs="Calibri" w:asciiTheme="minorAscii" w:hAnsiTheme="minorAscii" w:cstheme="minorAscii"/>
-          <w:sz w:val="24"/>
-          <w:szCs w:val="24"/>
-        </w:rPr>
-        <w:t xml:space="preserve">Create a Markdown cell </w:t>
+          <w:rFonts w:asciiTheme="minorHAnsi" w:hAnsiTheme="minorHAnsi" w:cstheme="minorBidi"/>
+          <w:sz w:val="24"/>
+          <w:szCs w:val="24"/>
+        </w:rPr>
+        <w:lastRenderedPageBreak/>
+        <w:t>Create a Markdown cell with the headline QUESTION4. The cell will present the Pythagorean Theorem.</w:t>
       </w:r>
-      <w:r>
-        <w:rPr>
-          <w:rFonts w:ascii="Calibri" w:hAnsi="Calibri" w:cs="Calibri" w:asciiTheme="minorAscii" w:hAnsiTheme="minorAscii" w:cstheme="minorAscii"/>
-          <w:sz w:val="24"/>
-          <w:szCs w:val="24"/>
-        </w:rPr>
-        <w:t xml:space="preserve">with </w:t>
-      </w:r>
-      <w:r>
-        <w:rPr>
-          <w:rFonts w:ascii="Calibri" w:hAnsi="Calibri" w:cs="Calibri" w:asciiTheme="minorAscii" w:hAnsiTheme="minorAscii" w:cstheme="minorAscii"/>
-          <w:sz w:val="24"/>
-          <w:szCs w:val="24"/>
-        </w:rPr>
-        <w:t xml:space="preserve">the </w:t>
-      </w:r>
-      <w:r>
-        <w:rPr>
-          <w:rFonts w:ascii="Calibri" w:hAnsi="Calibri" w:cs="Calibri" w:asciiTheme="minorAscii" w:hAnsiTheme="minorAscii" w:cstheme="minorAscii"/>
-          <w:sz w:val="24"/>
-          <w:szCs w:val="24"/>
-        </w:rPr>
-        <w:t>headline QUESTION4. The cell will present the Pythagorean Theorem.</w:t>
-      </w:r>
-    </w:p>
-    <w:p xmlns:wp14="http://schemas.microsoft.com/office/word/2010/wordml" wp14:textId="77777777">
+    </w:p>
+    <w:p>
       <w:pPr>
         <w:pStyle w:val="HTMLPreformatted"/>
         <w:shd w:val="clear" w:color="auto" w:fill="FFFFFF"/>
@@ -696,7 +596,7 @@
         <w:t>Example:</w:t>
       </w:r>
     </w:p>
-    <w:p xmlns:wp14="http://schemas.microsoft.com/office/word/2010/wordml" wp14:textId="77777777">
+    <w:p>
       <w:pPr>
         <w:pStyle w:val="HTMLPreformatted"/>
         <w:shd w:val="clear" w:color="auto" w:fill="FFFFFF"/>
@@ -712,7 +612,7 @@
           <w:noProof/>
         </w:rPr>
         <w:drawing>
-          <wp:inline xmlns:wp14="http://schemas.microsoft.com/office/word/2010/wordprocessingDrawing" distT="0" distB="0" distL="0" distR="0" wp14:anchorId="2F901E91" wp14:editId="34848094">
+          <wp:inline distT="0" distB="0" distL="0" distR="0" wp14:anchorId="2F901E91" wp14:editId="34848094">
             <wp:extent cx="1310891" cy="586780"/>
             <wp:effectExtent l="0" t="0" r="3810" b="3810"/>
             <wp:docPr id="9" name="Picture 9"/>
@@ -748,8 +648,8 @@
         </w:drawing>
       </w:r>
     </w:p>
-    <w:p xmlns:wp14="http://schemas.microsoft.com/office/word/2010/wordml" wp14:textId="77777777"/>
-    <w:p xmlns:wp14="http://schemas.microsoft.com/office/word/2010/wordml" wp14:textId="77777777">
+    <w:p/>
+    <w:p>
       <w:pPr>
         <w:pStyle w:val="ListParagraph"/>
         <w:numPr>
@@ -768,6 +668,7 @@
         </w:rPr>
         <w:t xml:space="preserve">Create a Code cell. Create a comment </w:t>
       </w:r>
+      <w:proofErr w:type="gramStart"/>
       <w:r>
         <w:rPr>
           <w:sz w:val="24"/>
@@ -775,92 +676,32 @@
         </w:rPr>
         <w:t>in</w:t>
       </w:r>
+      <w:proofErr w:type="gramEnd"/>
       <w:r>
         <w:rPr>
           <w:sz w:val="24"/>
           <w:szCs w:val="24"/>
         </w:rPr>
-        <w:t xml:space="preserve"> the</w:t>
+        <w:t xml:space="preserve"> the beginning of the cell QUESTION5. Create a variable named x that will hold the value 3, create a variable named y that will hold the value 3.141. Create a variable named AREA that will hold the result of y * x ^ 2. Print the values of </w:t>
       </w:r>
+      <w:proofErr w:type="gramStart"/>
       <w:r>
         <w:rPr>
           <w:sz w:val="24"/>
           <w:szCs w:val="24"/>
         </w:rPr>
-        <w:t xml:space="preserve"> beginning of the</w:t>
+        <w:t>x,y</w:t>
       </w:r>
+      <w:proofErr w:type="gramEnd"/>
       <w:r>
         <w:rPr>
           <w:sz w:val="24"/>
           <w:szCs w:val="24"/>
         </w:rPr>
-        <w:t xml:space="preserve"> cell QUESTION5. Create a variable named x that will hold the value 3, create a variable named y that will hold the value 3.141. Create a variable named AREA that will hold the result of y * x ^ </w:t>
+        <w:t>, and AREA. Print the types of x, y, and AREA.</w:t>
       </w:r>
-      <w:r>
-        <w:rPr>
-          <w:sz w:val="24"/>
-          <w:szCs w:val="24"/>
-        </w:rPr>
-        <w:t>2</w:t>
-      </w:r>
-      <w:r>
-        <w:rPr>
-          <w:sz w:val="24"/>
-          <w:szCs w:val="24"/>
-        </w:rPr>
-        <w:t xml:space="preserve">. Print the values of </w:t>
-      </w:r>
-      <w:r>
-        <w:rPr>
-          <w:sz w:val="24"/>
-          <w:szCs w:val="24"/>
-        </w:rPr>
-        <w:t>x</w:t>
-      </w:r>
-      <w:r>
-        <w:rPr>
-          <w:sz w:val="24"/>
-          <w:szCs w:val="24"/>
-        </w:rPr>
-        <w:t>,y</w:t>
-      </w:r>
-      <w:r>
-        <w:rPr>
-          <w:sz w:val="24"/>
-          <w:szCs w:val="24"/>
-        </w:rPr>
-        <w:t>,</w:t>
-      </w:r>
-      <w:r>
-        <w:rPr>
-          <w:sz w:val="24"/>
-          <w:szCs w:val="24"/>
-        </w:rPr>
-        <w:t xml:space="preserve"> and AREA. </w:t>
-      </w:r>
-      <w:r>
-        <w:rPr>
-          <w:sz w:val="24"/>
-          <w:szCs w:val="24"/>
-        </w:rPr>
-        <w:t>Print the types of x, y</w:t>
-      </w:r>
-      <w:r>
-        <w:rPr>
-          <w:sz w:val="24"/>
-          <w:szCs w:val="24"/>
-        </w:rPr>
-        <w:t>,</w:t>
-      </w:r>
-      <w:r>
-        <w:rPr>
-          <w:sz w:val="24"/>
-          <w:szCs w:val="24"/>
-        </w:rPr>
-        <w:t xml:space="preserve"> and AREA.</w:t>
-      </w:r>
-    </w:p>
-    <w:p xmlns:wp14="http://schemas.microsoft.com/office/word/2010/wordml" wp14:textId="77777777">
+    </w:p>
+    <w:p>
       <w:pPr>
         <w:pStyle w:val="ListParagraph"/>
         <w:rPr>
@@ -869,7 +710,7 @@
         </w:rPr>
       </w:pPr>
     </w:p>
-    <w:p xmlns:wp14="http://schemas.microsoft.com/office/word/2010/wordml" wp14:textId="77777777">
+    <w:p>
       <w:pPr>
         <w:pStyle w:val="ListParagraph"/>
         <w:numPr>
@@ -886,57 +727,9 @@
           <w:sz w:val="24"/>
           <w:szCs w:val="24"/>
         </w:rPr>
-        <w:t xml:space="preserve">Create a Code cell. Create a comment </w:t>
+        <w:t xml:space="preserve">Create a Code cell. Create a comment at the beginning of the cell QUESTION6. Print the value of AREA // 4 &lt;= 7. Print the value of AREA / 4 &lt; 7. Print the value </w:t>
       </w:r>
-      <w:r>
-        <w:rPr>
-          <w:sz w:val="24"/>
-          <w:szCs w:val="24"/>
-        </w:rPr>
-        <w:t>at</w:t>
-      </w:r>
-      <w:r>
-        <w:rPr>
-          <w:sz w:val="24"/>
-          <w:szCs w:val="24"/>
-        </w:rPr>
-        <w:t xml:space="preserve"> the beginning of the cell QUESTION6. </w:t>
-      </w:r>
-      <w:r>
-        <w:rPr>
-          <w:sz w:val="24"/>
-          <w:szCs w:val="24"/>
-        </w:rPr>
-        <w:t xml:space="preserve">Print the value of AREA // </w:t>
-      </w:r>
-      <w:r>
-        <w:rPr>
-          <w:sz w:val="24"/>
-          <w:szCs w:val="24"/>
-        </w:rPr>
-        <w:t>4</w:t>
-      </w:r>
-      <w:r>
-        <w:rPr>
-          <w:sz w:val="24"/>
-          <w:szCs w:val="24"/>
-        </w:rPr>
-        <w:t xml:space="preserve"> &lt;= 7. Print the value of AREA / </w:t>
-      </w:r>
-      <w:r>
-        <w:rPr>
-          <w:sz w:val="24"/>
-          <w:szCs w:val="24"/>
-        </w:rPr>
-        <w:t>4</w:t>
-      </w:r>
-      <w:r>
-        <w:rPr>
-          <w:sz w:val="24"/>
-          <w:szCs w:val="24"/>
-        </w:rPr>
-        <w:t xml:space="preserve"> &lt; 7. Print the value </w:t>
-      </w:r>
+      <w:proofErr w:type="gramStart"/>
       <w:r>
         <w:rPr>
           <w:sz w:val="24"/>
@@ -944,64 +737,16 @@
         </w:rPr>
         <w:t>of:</w:t>
       </w:r>
+      <w:proofErr w:type="gramEnd"/>
       <w:r>
         <w:rPr>
           <w:sz w:val="24"/>
           <w:szCs w:val="24"/>
         </w:rPr>
-        <w:t xml:space="preserve"> not </w:t>
+        <w:t xml:space="preserve"> not AREA / 4 &lt; 7 and AREA // 4 &lt;= 7. Use the variable AREA from the previous cell.</w:t>
       </w:r>
-      <w:r>
-        <w:rPr>
-          <w:sz w:val="24"/>
-          <w:szCs w:val="24"/>
-        </w:rPr>
-        <w:t>AREA / 4 &lt; 7</w:t>
-      </w:r>
-      <w:r>
-        <w:rPr>
-          <w:sz w:val="24"/>
-          <w:szCs w:val="24"/>
-        </w:rPr>
-        <w:t xml:space="preserve"> and </w:t>
-      </w:r>
-      <w:r>
-        <w:rPr>
-          <w:sz w:val="24"/>
-          <w:szCs w:val="24"/>
-        </w:rPr>
-        <w:t>AREA // 4 &lt;= 7</w:t>
-      </w:r>
-      <w:r>
-        <w:rPr>
-          <w:sz w:val="24"/>
-          <w:szCs w:val="24"/>
-        </w:rPr>
-        <w:t>.</w:t>
-      </w:r>
-      <w:r>
-        <w:rPr>
-          <w:sz w:val="24"/>
-          <w:szCs w:val="24"/>
-        </w:rPr>
-        <w:t xml:space="preserve"> Use the variable AREA from the </w:t>
-      </w:r>
-      <w:r>
-        <w:rPr>
-          <w:sz w:val="24"/>
-          <w:szCs w:val="24"/>
-        </w:rPr>
-        <w:t>previous</w:t>
-      </w:r>
-      <w:r>
-        <w:rPr>
-          <w:sz w:val="24"/>
-          <w:szCs w:val="24"/>
-        </w:rPr>
-        <w:t xml:space="preserve"> cell.</w:t>
-      </w:r>
-    </w:p>
-    <w:p xmlns:wp14="http://schemas.microsoft.com/office/word/2010/wordml" wp14:textId="77777777">
+    </w:p>
+    <w:p>
       <w:pPr>
         <w:pStyle w:val="ListParagraph"/>
         <w:rPr>
@@ -1010,7 +755,7 @@
         </w:rPr>
       </w:pPr>
     </w:p>
-    <w:p xmlns:wp14="http://schemas.microsoft.com/office/word/2010/wordml" wp14:textId="77777777">
+    <w:p>
       <w:pPr>
         <w:pStyle w:val="ListParagraph"/>
         <w:numPr>
@@ -1027,101 +772,10 @@
           <w:sz w:val="24"/>
           <w:szCs w:val="24"/>
         </w:rPr>
-        <w:t xml:space="preserve">Create a Code cell. Create a comment </w:t>
+        <w:t>Create a Code cell. Create a comment at the beginning of the cell QUESTION7. Create a variable named str_name that will hold your full name, first name, and last name separated by space between them. Print all values in the even indexes. Print all values in the odd indexes.</w:t>
       </w:r>
-      <w:r>
-        <w:rPr>
-          <w:sz w:val="24"/>
-          <w:szCs w:val="24"/>
-        </w:rPr>
-        <w:t>at</w:t>
-      </w:r>
-      <w:r>
-        <w:rPr>
-          <w:sz w:val="24"/>
-          <w:szCs w:val="24"/>
-        </w:rPr>
-        <w:t xml:space="preserve"> the beginning of the cell QUESTION7. </w:t>
-      </w:r>
-      <w:r>
-        <w:rPr>
-          <w:sz w:val="24"/>
-          <w:szCs w:val="24"/>
-        </w:rPr>
-        <w:t xml:space="preserve">Create a variable named </w:t>
-      </w:r>
-      <w:r>
-        <w:rPr>
-          <w:sz w:val="24"/>
-          <w:szCs w:val="24"/>
-        </w:rPr>
-        <w:t>str_name</w:t>
-      </w:r>
-      <w:r>
-        <w:rPr>
-          <w:sz w:val="24"/>
-          <w:szCs w:val="24"/>
-        </w:rPr>
-        <w:t xml:space="preserve"> that will hold your full name, first name</w:t>
-      </w:r>
-      <w:r>
-        <w:rPr>
-          <w:sz w:val="24"/>
-          <w:szCs w:val="24"/>
-        </w:rPr>
-        <w:t>,</w:t>
-      </w:r>
-      <w:r>
-        <w:rPr>
-          <w:sz w:val="24"/>
-          <w:szCs w:val="24"/>
-        </w:rPr>
-        <w:t xml:space="preserve"> and last name</w:t>
-      </w:r>
-      <w:r>
-        <w:rPr>
-          <w:sz w:val="24"/>
-          <w:szCs w:val="24"/>
-        </w:rPr>
-        <w:t xml:space="preserve"> separated by space between them</w:t>
-      </w:r>
-      <w:r>
-        <w:rPr>
-          <w:sz w:val="24"/>
-          <w:szCs w:val="24"/>
-        </w:rPr>
-        <w:t>.</w:t>
-      </w:r>
-      <w:r>
-        <w:rPr>
-          <w:sz w:val="24"/>
-          <w:szCs w:val="24"/>
-        </w:rPr>
-        <w:t xml:space="preserve"> Print all values in the even indexe</w:t>
-      </w:r>
-      <w:r>
-        <w:rPr>
-          <w:sz w:val="24"/>
-          <w:szCs w:val="24"/>
-        </w:rPr>
-        <w:t>s.</w:t>
-      </w:r>
-      <w:r>
-        <w:rPr>
-          <w:sz w:val="24"/>
-          <w:szCs w:val="24"/>
-        </w:rPr>
-        <w:t xml:space="preserve"> </w:t>
-      </w:r>
-      <w:r>
-        <w:rPr>
-          <w:sz w:val="24"/>
-          <w:szCs w:val="24"/>
-        </w:rPr>
-        <w:t>Print all values in the odd indexes.</w:t>
-      </w:r>
-    </w:p>
-    <w:p xmlns:wp14="http://schemas.microsoft.com/office/word/2010/wordml" wp14:textId="77777777">
+    </w:p>
+    <w:p>
       <w:pPr>
         <w:pStyle w:val="ListParagraph"/>
         <w:rPr>
@@ -1130,26 +784,26 @@
         </w:rPr>
       </w:pPr>
     </w:p>
-    <w:p xmlns:wp14="http://schemas.microsoft.com/office/word/2010/wordml" wp14:textId="77777777">
-      <w:pPr>
-        <w:rPr>
-          <w:b w:val="1"/>
-          <w:bCs w:val="1"/>
+    <w:p>
+      <w:pPr>
+        <w:rPr>
+          <w:b/>
+          <w:bCs/>
           <w:sz w:val="32"/>
           <w:szCs w:val="32"/>
         </w:rPr>
       </w:pPr>
       <w:r>
         <w:rPr>
-          <w:b w:val="1"/>
-          <w:bCs w:val="1"/>
+          <w:b/>
+          <w:bCs/>
           <w:sz w:val="32"/>
           <w:szCs w:val="32"/>
         </w:rPr>
         <w:t xml:space="preserve">Challenges: </w:t>
       </w:r>
     </w:p>
-    <w:p xmlns:wp14="http://schemas.microsoft.com/office/word/2010/wordml" wp14:textId="77777777">
+    <w:p>
       <w:pPr>
         <w:pStyle w:val="ListParagraph"/>
         <w:numPr>
@@ -1166,188 +820,34 @@
           <w:sz w:val="24"/>
           <w:szCs w:val="24"/>
         </w:rPr>
-        <w:t xml:space="preserve">Create a Code cell. Create a comment </w:t>
+        <w:t xml:space="preserve">Create a Code cell. Create a comment at the beginning of the cell QUESTION8. Create a variable named “a” that will hold the value “#####”. Create a variable named “b” that will hold the variable “*****”. Create a variable named “c” that will hold your name. Concatenate between the variables in the following order a, c, b accordingly. Use the right arithmetical operator between the variables. Find the index of the space character, you can </w:t>
       </w:r>
+      <w:proofErr w:type="gramStart"/>
       <w:r>
         <w:rPr>
           <w:sz w:val="24"/>
           <w:szCs w:val="24"/>
         </w:rPr>
-        <w:t>at</w:t>
+        <w:t>use .find</w:t>
       </w:r>
-      <w:bookmarkStart w:name="_GoBack" w:id="0"/>
-      <w:bookmarkEnd w:id="0"/>
+      <w:proofErr w:type="gramEnd"/>
       <w:r>
         <w:rPr>
           <w:sz w:val="24"/>
           <w:szCs w:val="24"/>
         </w:rPr>
-        <w:t xml:space="preserve"> the beginning of the cell QUESTION8. </w:t>
+        <w:t>() method to find it. Use the index of space that you found and print in f string the length of the first name and the length of the last name.</w:t>
       </w:r>
-      <w:r>
-        <w:rPr>
-          <w:sz w:val="24"/>
-          <w:szCs w:val="24"/>
-        </w:rPr>
-        <w:t>Create a variable named “a” that will hold the value “#####</w:t>
-      </w:r>
-      <w:r>
-        <w:rPr>
-          <w:sz w:val="24"/>
-          <w:szCs w:val="24"/>
-        </w:rPr>
-        <w:t>”.</w:t>
-      </w:r>
-      <w:r>
-        <w:rPr>
-          <w:sz w:val="24"/>
-          <w:szCs w:val="24"/>
-        </w:rPr>
-        <w:t xml:space="preserve"> Create a variable name</w:t>
-      </w:r>
-      <w:r>
-        <w:rPr>
-          <w:sz w:val="24"/>
-          <w:szCs w:val="24"/>
-        </w:rPr>
-        <w:t>d “</w:t>
-      </w:r>
-      <w:r>
-        <w:rPr>
-          <w:sz w:val="24"/>
-          <w:szCs w:val="24"/>
-        </w:rPr>
-        <w:t xml:space="preserve">b” that will hold the </w:t>
-      </w:r>
-      <w:r>
-        <w:rPr>
-          <w:sz w:val="24"/>
-          <w:szCs w:val="24"/>
-        </w:rPr>
-        <w:t>variable “*</w:t>
-      </w:r>
-      <w:r>
-        <w:rPr>
-          <w:sz w:val="24"/>
-          <w:szCs w:val="24"/>
-        </w:rPr>
-        <w:t>****</w:t>
-      </w:r>
-      <w:r>
-        <w:rPr>
-          <w:sz w:val="24"/>
-          <w:szCs w:val="24"/>
-        </w:rPr>
-        <w:t>”.</w:t>
-      </w:r>
-      <w:r>
-        <w:rPr>
-          <w:sz w:val="24"/>
-          <w:szCs w:val="24"/>
-        </w:rPr>
-        <w:t xml:space="preserve"> Create a variable named “c” t</w:t>
-      </w:r>
-      <w:r>
-        <w:rPr>
-          <w:sz w:val="24"/>
-          <w:szCs w:val="24"/>
-        </w:rPr>
-        <w:t>ha</w:t>
-      </w:r>
-      <w:r>
-        <w:rPr>
-          <w:sz w:val="24"/>
-          <w:szCs w:val="24"/>
-        </w:rPr>
-        <w:t>t w</w:t>
-      </w:r>
-      <w:r>
-        <w:rPr>
-          <w:sz w:val="24"/>
-          <w:szCs w:val="24"/>
-        </w:rPr>
-        <w:t>ill</w:t>
-      </w:r>
-      <w:r>
-        <w:rPr>
-          <w:sz w:val="24"/>
-          <w:szCs w:val="24"/>
-        </w:rPr>
-        <w:t xml:space="preserve"> hold your name. </w:t>
-      </w:r>
-      <w:r>
-        <w:rPr>
-          <w:sz w:val="24"/>
-          <w:szCs w:val="24"/>
-        </w:rPr>
-        <w:t xml:space="preserve">Concatenate between </w:t>
-      </w:r>
-      <w:r>
-        <w:rPr>
-          <w:sz w:val="24"/>
-          <w:szCs w:val="24"/>
-        </w:rPr>
-        <w:t>the</w:t>
-      </w:r>
-      <w:r>
-        <w:rPr>
-          <w:sz w:val="24"/>
-          <w:szCs w:val="24"/>
-        </w:rPr>
-        <w:t xml:space="preserve"> variables in the following order </w:t>
-      </w:r>
-      <w:r>
-        <w:rPr>
-          <w:sz w:val="24"/>
-          <w:szCs w:val="24"/>
-        </w:rPr>
-        <w:t>a, c, b accordingly. Use the right arithmetical operator between the variables.</w:t>
-      </w:r>
-      <w:r>
-        <w:rPr>
-          <w:sz w:val="24"/>
-          <w:szCs w:val="24"/>
-        </w:rPr>
-        <w:t xml:space="preserve"> Find the index of the space character, you can </w:t>
-      </w:r>
-      <w:r>
-        <w:rPr>
-          <w:sz w:val="24"/>
-          <w:szCs w:val="24"/>
-        </w:rPr>
-        <w:t>use .</w:t>
-      </w:r>
-      <w:r>
-        <w:rPr>
-          <w:sz w:val="24"/>
-          <w:szCs w:val="24"/>
-        </w:rPr>
-        <w:t>find</w:t>
-      </w:r>
-      <w:r>
-        <w:rPr>
-          <w:sz w:val="24"/>
-          <w:szCs w:val="24"/>
-        </w:rPr>
-        <w:t>(</w:t>
-      </w:r>
-      <w:r>
-        <w:rPr>
-          <w:sz w:val="24"/>
-          <w:szCs w:val="24"/>
-        </w:rPr>
-        <w:t>) method to find it. Use the index of space that you found and print in f string the length of the first name and the length of the last name.</w:t>
-      </w:r>
-    </w:p>
-    <w:p xmlns:wp14="http://schemas.microsoft.com/office/word/2010/wordml" wp14:textId="77777777" wp14:noSpellErr="1">
-      <w:pPr>
-        <w:rPr>
-          <w:sz w:val="24"/>
-          <w:szCs w:val="24"/>
-        </w:rPr>
-      </w:pPr>
-    </w:p>
-    <w:p xmlns:wp14="http://schemas.microsoft.com/office/word/2010/wordml" wp14:textId="28932535" wp14:noSpellErr="1">
+    </w:p>
+    <w:p>
+      <w:pPr>
+        <w:rPr>
+          <w:sz w:val="24"/>
+          <w:szCs w:val="24"/>
+        </w:rPr>
+      </w:pPr>
+    </w:p>
+    <w:p>
       <w:pPr>
         <w:pStyle w:val="ListParagraph"/>
         <w:numPr>
@@ -1361,137 +861,33 @@
       </w:pPr>
       <w:r>
         <w:rPr>
-          <w:sz w:val="24"/>
-          <w:szCs w:val="24"/>
-        </w:rPr>
-        <w:t xml:space="preserve">Create a Code cell. Create a comment </w:t>
-      </w:r>
-      <w:r>
-        <w:rPr>
-          <w:sz w:val="24"/>
-          <w:szCs w:val="24"/>
-        </w:rPr>
-        <w:t>in</w:t>
-      </w:r>
-      <w:r>
-        <w:rPr>
-          <w:sz w:val="24"/>
-          <w:szCs w:val="24"/>
-        </w:rPr>
-        <w:t xml:space="preserve"> the beginning of the cell QUESTION9. Use the </w:t>
-      </w:r>
-      <w:r>
-        <w:rPr>
-          <w:sz w:val="24"/>
-          <w:szCs w:val="24"/>
-        </w:rPr>
-        <w:t>matplotlib</w:t>
-      </w:r>
-      <w:r>
-        <w:rPr>
-          <w:sz w:val="24"/>
-          <w:szCs w:val="24"/>
-        </w:rPr>
-        <w:t xml:space="preserve"> example that we saw in the lecture to solve the next question.</w:t>
-      </w:r>
-      <w:r>
-        <w:rPr>
-          <w:sz w:val="24"/>
-          <w:szCs w:val="24"/>
-        </w:rPr>
-        <w:t xml:space="preserve"> Print </w:t>
-      </w:r>
-      <w:r>
-        <w:rPr>
-          <w:sz w:val="24"/>
-          <w:szCs w:val="24"/>
-        </w:rPr>
-        <w:t>two</w:t>
-      </w:r>
-      <w:r>
-        <w:rPr>
-          <w:sz w:val="24"/>
-          <w:szCs w:val="24"/>
-        </w:rPr>
-        <w:t xml:space="preserve"> red circles </w:t>
-      </w:r>
-      <w:r>
-        <w:rPr>
-          <w:sz w:val="24"/>
-          <w:szCs w:val="24"/>
-        </w:rPr>
-        <w:t xml:space="preserve">that will touch each other </w:t>
-      </w:r>
-      <w:r>
-        <w:rPr>
-          <w:sz w:val="24"/>
-          <w:szCs w:val="24"/>
-        </w:rPr>
-        <w:t>as in the following example</w:t>
-      </w:r>
-      <w:r>
-        <w:rPr>
-          <w:sz w:val="24"/>
-          <w:szCs w:val="24"/>
-        </w:rPr>
-        <w:t>.</w:t>
-      </w:r>
-      <w:r>
-        <w:rPr>
-          <w:sz w:val="24"/>
-          <w:szCs w:val="24"/>
-        </w:rPr>
-        <w:t xml:space="preserve">  </w:t>
-      </w:r>
-      <w:r>
-        <w:rPr>
-          <w:sz w:val="24"/>
-          <w:szCs w:val="24"/>
-        </w:rPr>
-        <w:t xml:space="preserve">                                                                                                                          Example:</w:t>
-      </w:r>
-      <w:r>
-        <w:rPr>
-          <w:sz w:val="24"/>
-          <w:szCs w:val="24"/>
-        </w:rPr>
-        <w:t xml:space="preserve"> </w:t>
-      </w:r>
-    </w:p>
-    <w:p xmlns:wp14="http://schemas.microsoft.com/office/word/2010/wordml" wp14:noSpellErr="1" wp14:textId="54965B29">
-      <w:pPr>
-        <w:pStyle w:val="ListParagraph"/>
-        <w:rPr>
-          <w:sz w:val="24"/>
-          <w:szCs w:val="24"/>
-        </w:rPr>
-      </w:pPr>
-      <w:r>
+          <w:noProof/>
+        </w:rPr>
         <w:drawing>
-          <wp:anchor xmlns:wp14="http://schemas.microsoft.com/office/word/2010/wordprocessingDrawing" distT="0" distB="0" distL="114300" distR="114300" simplePos="0" relativeHeight="251659264" behindDoc="0" locked="0" layoutInCell="1" allowOverlap="1" wp14:editId="23FB8770" wp14:anchorId="16A9A008">
+          <wp:anchor distT="0" distB="0" distL="114300" distR="114300" simplePos="0" relativeHeight="251659264" behindDoc="0" locked="0" layoutInCell="1" allowOverlap="1" wp14:anchorId="16A9A008" wp14:editId="772E40D6">
             <wp:simplePos x="0" y="0"/>
             <wp:positionH relativeFrom="column">
-              <wp:posOffset>342900</wp:posOffset>
+              <wp:posOffset>1524719</wp:posOffset>
             </wp:positionH>
             <wp:positionV relativeFrom="paragraph">
-              <wp:posOffset>133350</wp:posOffset>
+              <wp:posOffset>703077</wp:posOffset>
             </wp:positionV>
             <wp:extent cx="2741418" cy="1773022"/>
             <wp:effectExtent l="0" t="0" r="0" b="0"/>
             <wp:wrapNone/>
             <wp:docPr id="10" name="Picture 10"/>
             <wp:cNvGraphicFramePr>
-              <a:graphicFrameLocks noChangeAspect="1"/>
+              <a:graphicFrameLocks xmlns:a="http://schemas.openxmlformats.org/drawingml/2006/main" noChangeAspect="1"/>
             </wp:cNvGraphicFramePr>
-            <a:graphic>
-              <a:graphicData xmlns:a="http://schemas.openxmlformats.org/drawingml/2006/main" uri="http://schemas.openxmlformats.org/drawingml/2006/picture">
+            <a:graphic xmlns:a="http://schemas.openxmlformats.org/drawingml/2006/main">
+              <a:graphicData uri="http://schemas.openxmlformats.org/drawingml/2006/picture">
                 <pic:pic xmlns:pic="http://schemas.openxmlformats.org/drawingml/2006/picture">
                   <pic:nvPicPr>
                     <pic:cNvPr id="1" name=""/>
                     <pic:cNvPicPr/>
                   </pic:nvPicPr>
                   <pic:blipFill>
-                    <a:blip xmlns:r="http://schemas.openxmlformats.org/officeDocument/2006/relationships" r:embed="rId10">
+                    <a:blip r:embed="rId10">
                       <a:extLst>
                         <a:ext uri="{28A0092B-C50C-407E-A947-70E740481C1C}">
                           <a14:useLocalDpi xmlns:a14="http://schemas.microsoft.com/office/drawing/2010/main"/>
@@ -1503,7 +899,7 @@
                     </a:stretch>
                   </pic:blipFill>
                   <pic:spPr>
-                    <a:xfrm rot="0">
+                    <a:xfrm>
                       <a:off x="0" y="0"/>
                       <a:ext cx="2741418" cy="1773022"/>
                     </a:xfrm>
@@ -1523,8 +919,31 @@
           </wp:anchor>
         </w:drawing>
       </w:r>
-    </w:p>
-    <w:p xmlns:wp14="http://schemas.microsoft.com/office/word/2010/wordml" wp14:textId="77777777">
+      <w:r>
+        <w:rPr>
+          <w:sz w:val="24"/>
+          <w:szCs w:val="24"/>
+        </w:rPr>
+        <w:t xml:space="preserve">Create a Code cell. Create a comment in the beginning of </w:t>
+      </w:r>
+      <w:proofErr w:type="gramStart"/>
+      <w:r>
+        <w:rPr>
+          <w:sz w:val="24"/>
+          <w:szCs w:val="24"/>
+        </w:rPr>
+        <w:t>the cell</w:t>
+      </w:r>
+      <w:proofErr w:type="gramEnd"/>
+      <w:r>
+        <w:rPr>
+          <w:sz w:val="24"/>
+          <w:szCs w:val="24"/>
+        </w:rPr>
+        <w:t xml:space="preserve"> QUESTION9. Use the matplotlib example that we saw in the lecture to solve the next question. Print two red circles that will touch each other as in the following example.                                                                                                                            Example: </w:t>
+      </w:r>
+    </w:p>
+    <w:p>
       <w:pPr>
         <w:pStyle w:val="ListParagraph"/>
         <w:rPr>
@@ -1533,8 +952,19 @@
         </w:rPr>
       </w:pPr>
     </w:p>
+    <w:p>
+      <w:pPr>
+        <w:pStyle w:val="ListParagraph"/>
+        <w:rPr>
+          <w:rFonts w:hint="cs"/>
+          <w:sz w:val="24"/>
+          <w:szCs w:val="24"/>
+          <w:rtl/>
+        </w:rPr>
+      </w:pPr>
+    </w:p>
     <w:sectPr>
-      <w:pgSz w:w="12240" w:h="15840" w:orient="portrait"/>
+      <w:pgSz w:w="12240" w:h="15840"/>
       <w:pgMar w:top="1440" w:right="1440" w:bottom="1440" w:left="1440" w:header="720" w:footer="720" w:gutter="0"/>
       <w:cols w:space="720"/>
       <w:docGrid w:linePitch="360"/>
@@ -1544,7 +974,7 @@
 </file>
 
 <file path=word/numbering.xml><?xml version="1.0" encoding="utf-8"?>
-<w:numbering xmlns:wpc="http://schemas.microsoft.com/office/word/2010/wordprocessingCanvas" xmlns:cx="http://schemas.microsoft.com/office/drawing/2014/chartex" xmlns:cx1="http://schemas.microsoft.com/office/drawing/2015/9/8/chartex" xmlns:mc="http://schemas.openxmlformats.org/markup-compatibility/2006" xmlns:o="urn:schemas-microsoft-com:office:office" xmlns:r="http://schemas.openxmlformats.org/officeDocument/2006/relationships" xmlns:m="http://schemas.openxmlformats.org/officeDocument/2006/math" xmlns:v="urn:schemas-microsoft-com:vml" xmlns:wp14="http://schemas.microsoft.com/office/word/2010/wordprocessingDrawing" xmlns:wp="http://schemas.openxmlformats.org/drawingml/2006/wordprocessingDrawing" xmlns:w10="urn:schemas-microsoft-com:office:word" xmlns:w="http://schemas.openxmlformats.org/wordprocessingml/2006/main" xmlns:w14="http://schemas.microsoft.com/office/word/2010/wordml" xmlns:w15="http://schemas.microsoft.com/office/word/2012/wordml" xmlns:w16se="http://schemas.microsoft.com/office/word/2015/wordml/symex" xmlns:wpg="http://schemas.microsoft.com/office/word/2010/wordprocessingGroup" xmlns:wpi="http://schemas.microsoft.com/office/word/2010/wordprocessingInk" xmlns:wne="http://schemas.microsoft.com/office/word/2006/wordml" xmlns:wps="http://schemas.microsoft.com/office/word/2010/wordprocessingShape" mc:Ignorable="w14 w15 w16se wp14">
+<w:numbering xmlns:wpc="http://schemas.microsoft.com/office/word/2010/wordprocessingCanvas" xmlns:cx="http://schemas.microsoft.com/office/drawing/2014/chartex" xmlns:cx1="http://schemas.microsoft.com/office/drawing/2015/9/8/chartex" xmlns:cx2="http://schemas.microsoft.com/office/drawing/2015/10/21/chartex" xmlns:cx3="http://schemas.microsoft.com/office/drawing/2016/5/9/chartex" xmlns:cx4="http://schemas.microsoft.com/office/drawing/2016/5/10/chartex" xmlns:cx5="http://schemas.microsoft.com/office/drawing/2016/5/11/chartex" xmlns:cx6="http://schemas.microsoft.com/office/drawing/2016/5/12/chartex" xmlns:cx7="http://schemas.microsoft.com/office/drawing/2016/5/13/chartex" xmlns:cx8="http://schemas.microsoft.com/office/drawing/2016/5/14/chartex" xmlns:mc="http://schemas.openxmlformats.org/markup-compatibility/2006" xmlns:aink="http://schemas.microsoft.com/office/drawing/2016/ink" xmlns:am3d="http://schemas.microsoft.com/office/drawing/2017/model3d" xmlns:o="urn:schemas-microsoft-com:office:office" xmlns:oel="http://schemas.microsoft.com/office/2019/extlst" xmlns:r="http://schemas.openxmlformats.org/officeDocument/2006/relationships" xmlns:m="http://schemas.openxmlformats.org/officeDocument/2006/math" xmlns:v="urn:schemas-microsoft-com:vml" xmlns:wp14="http://schemas.microsoft.com/office/word/2010/wordprocessingDrawing" xmlns:wp="http://schemas.openxmlformats.org/drawingml/2006/wordprocessingDrawing" xmlns:w10="urn:schemas-microsoft-com:office:word" xmlns:w="http://schemas.openxmlformats.org/wordprocessingml/2006/main" xmlns:w14="http://schemas.microsoft.com/office/word/2010/wordml" xmlns:w15="http://schemas.microsoft.com/office/word/2012/wordml" xmlns:w16cex="http://schemas.microsoft.com/office/word/2018/wordml/cex" xmlns:w16cid="http://schemas.microsoft.com/office/word/2016/wordml/cid" xmlns:w16="http://schemas.microsoft.com/office/word/2018/wordml" xmlns:w16du="http://schemas.microsoft.com/office/word/2023/wordml/word16du" xmlns:w16sdtdh="http://schemas.microsoft.com/office/word/2020/wordml/sdtdatahash" xmlns:w16sdtfl="http://schemas.microsoft.com/office/word/2024/wordml/sdtformatlock" xmlns:w16se="http://schemas.microsoft.com/office/word/2015/wordml/symex" xmlns:wpg="http://schemas.microsoft.com/office/word/2010/wordprocessingGroup" xmlns:wpi="http://schemas.microsoft.com/office/word/2010/wordprocessingInk" xmlns:wne="http://schemas.microsoft.com/office/word/2006/wordml" xmlns:wps="http://schemas.microsoft.com/office/word/2010/wordprocessingShape" mc:Ignorable="w14 w15 w16se w16cid w16 w16cex w16sdtdh w16sdtfl w16du wp14">
   <w:abstractNum w:abstractNumId="0" w15:restartNumberingAfterBreak="0">
     <w:nsid w:val="00962A12"/>
     <w:multiLevelType w:val="hybridMultilevel"/>
@@ -1558,7 +988,7 @@
         <w:ind w:left="1440" w:hanging="360"/>
       </w:pPr>
       <w:rPr>
-        <w:rFonts w:hint="default" w:ascii="Symbol" w:hAnsi="Symbol"/>
+        <w:rFonts w:ascii="Symbol" w:hAnsi="Symbol" w:hint="default"/>
       </w:rPr>
     </w:lvl>
     <w:lvl w:ilvl="1" w:tplc="04090003" w:tentative="1">
@@ -1570,7 +1000,7 @@
         <w:ind w:left="2160" w:hanging="360"/>
       </w:pPr>
       <w:rPr>
-        <w:rFonts w:hint="default" w:ascii="Courier New" w:hAnsi="Courier New" w:cs="Courier New"/>
+        <w:rFonts w:ascii="Courier New" w:hAnsi="Courier New" w:cs="Courier New" w:hint="default"/>
       </w:rPr>
     </w:lvl>
     <w:lvl w:ilvl="2" w:tplc="04090005" w:tentative="1">
@@ -1582,7 +1012,7 @@
         <w:ind w:left="2880" w:hanging="360"/>
       </w:pPr>
       <w:rPr>
-        <w:rFonts w:hint="default" w:ascii="Wingdings" w:hAnsi="Wingdings"/>
+        <w:rFonts w:ascii="Wingdings" w:hAnsi="Wingdings" w:hint="default"/>
       </w:rPr>
     </w:lvl>
     <w:lvl w:ilvl="3" w:tplc="04090001" w:tentative="1">
@@ -1594,7 +1024,7 @@
         <w:ind w:left="3600" w:hanging="360"/>
       </w:pPr>
       <w:rPr>
-        <w:rFonts w:hint="default" w:ascii="Symbol" w:hAnsi="Symbol"/>
+        <w:rFonts w:ascii="Symbol" w:hAnsi="Symbol" w:hint="default"/>
       </w:rPr>
     </w:lvl>
     <w:lvl w:ilvl="4" w:tplc="04090003" w:tentative="1">
@@ -1606,7 +1036,7 @@
         <w:ind w:left="4320" w:hanging="360"/>
       </w:pPr>
       <w:rPr>
-        <w:rFonts w:hint="default" w:ascii="Courier New" w:hAnsi="Courier New" w:cs="Courier New"/>
+        <w:rFonts w:ascii="Courier New" w:hAnsi="Courier New" w:cs="Courier New" w:hint="default"/>
       </w:rPr>
     </w:lvl>
     <w:lvl w:ilvl="5" w:tplc="04090005" w:tentative="1">
@@ -1618,7 +1048,7 @@
         <w:ind w:left="5040" w:hanging="360"/>
       </w:pPr>
       <w:rPr>
-        <w:rFonts w:hint="default" w:ascii="Wingdings" w:hAnsi="Wingdings"/>
+        <w:rFonts w:ascii="Wingdings" w:hAnsi="Wingdings" w:hint="default"/>
       </w:rPr>
     </w:lvl>
     <w:lvl w:ilvl="6" w:tplc="04090001" w:tentative="1">
@@ -1630,7 +1060,7 @@
         <w:ind w:left="5760" w:hanging="360"/>
       </w:pPr>
       <w:rPr>
-        <w:rFonts w:hint="default" w:ascii="Symbol" w:hAnsi="Symbol"/>
+        <w:rFonts w:ascii="Symbol" w:hAnsi="Symbol" w:hint="default"/>
       </w:rPr>
     </w:lvl>
     <w:lvl w:ilvl="7" w:tplc="04090003" w:tentative="1">
@@ -1642,7 +1072,7 @@
         <w:ind w:left="6480" w:hanging="360"/>
       </w:pPr>
       <w:rPr>
-        <w:rFonts w:hint="default" w:ascii="Courier New" w:hAnsi="Courier New" w:cs="Courier New"/>
+        <w:rFonts w:ascii="Courier New" w:hAnsi="Courier New" w:cs="Courier New" w:hint="default"/>
       </w:rPr>
     </w:lvl>
     <w:lvl w:ilvl="8" w:tplc="04090005" w:tentative="1">
@@ -1654,7 +1084,7 @@
         <w:ind w:left="7200" w:hanging="360"/>
       </w:pPr>
       <w:rPr>
-        <w:rFonts w:hint="default" w:ascii="Wingdings" w:hAnsi="Wingdings"/>
+        <w:rFonts w:ascii="Wingdings" w:hAnsi="Wingdings" w:hint="default"/>
       </w:rPr>
     </w:lvl>
   </w:abstractNum>
@@ -1760,7 +1190,7 @@
         <w:ind w:left="1640" w:hanging="360"/>
       </w:pPr>
       <w:rPr>
-        <w:rFonts w:hint="default" w:ascii="Symbol" w:hAnsi="Symbol"/>
+        <w:rFonts w:ascii="Symbol" w:hAnsi="Symbol" w:hint="default"/>
       </w:rPr>
     </w:lvl>
     <w:lvl w:ilvl="1" w:tplc="04090003" w:tentative="1">
@@ -1772,7 +1202,7 @@
         <w:ind w:left="2360" w:hanging="360"/>
       </w:pPr>
       <w:rPr>
-        <w:rFonts w:hint="default" w:ascii="Courier New" w:hAnsi="Courier New" w:cs="Courier New"/>
+        <w:rFonts w:ascii="Courier New" w:hAnsi="Courier New" w:cs="Courier New" w:hint="default"/>
       </w:rPr>
     </w:lvl>
     <w:lvl w:ilvl="2" w:tplc="04090005" w:tentative="1">
@@ -1784,7 +1214,7 @@
         <w:ind w:left="3080" w:hanging="360"/>
       </w:pPr>
       <w:rPr>
-        <w:rFonts w:hint="default" w:ascii="Wingdings" w:hAnsi="Wingdings"/>
+        <w:rFonts w:ascii="Wingdings" w:hAnsi="Wingdings" w:hint="default"/>
       </w:rPr>
     </w:lvl>
     <w:lvl w:ilvl="3" w:tplc="04090001" w:tentative="1">
@@ -1796,7 +1226,7 @@
         <w:ind w:left="3800" w:hanging="360"/>
       </w:pPr>
       <w:rPr>
-        <w:rFonts w:hint="default" w:ascii="Symbol" w:hAnsi="Symbol"/>
+        <w:rFonts w:ascii="Symbol" w:hAnsi="Symbol" w:hint="default"/>
       </w:rPr>
     </w:lvl>
     <w:lvl w:ilvl="4" w:tplc="04090003" w:tentative="1">
@@ -1808,7 +1238,7 @@
         <w:ind w:left="4520" w:hanging="360"/>
       </w:pPr>
       <w:rPr>
-        <w:rFonts w:hint="default" w:ascii="Courier New" w:hAnsi="Courier New" w:cs="Courier New"/>
+        <w:rFonts w:ascii="Courier New" w:hAnsi="Courier New" w:cs="Courier New" w:hint="default"/>
       </w:rPr>
     </w:lvl>
     <w:lvl w:ilvl="5" w:tplc="04090005" w:tentative="1">
@@ -1820,7 +1250,7 @@
         <w:ind w:left="5240" w:hanging="360"/>
       </w:pPr>
       <w:rPr>
-        <w:rFonts w:hint="default" w:ascii="Wingdings" w:hAnsi="Wingdings"/>
+        <w:rFonts w:ascii="Wingdings" w:hAnsi="Wingdings" w:hint="default"/>
       </w:rPr>
     </w:lvl>
     <w:lvl w:ilvl="6" w:tplc="04090001" w:tentative="1">
@@ -1832,7 +1262,7 @@
         <w:ind w:left="5960" w:hanging="360"/>
       </w:pPr>
       <w:rPr>
-        <w:rFonts w:hint="default" w:ascii="Symbol" w:hAnsi="Symbol"/>
+        <w:rFonts w:ascii="Symbol" w:hAnsi="Symbol" w:hint="default"/>
       </w:rPr>
     </w:lvl>
     <w:lvl w:ilvl="7" w:tplc="04090003" w:tentative="1">
@@ -1844,7 +1274,7 @@
         <w:ind w:left="6680" w:hanging="360"/>
       </w:pPr>
       <w:rPr>
-        <w:rFonts w:hint="default" w:ascii="Courier New" w:hAnsi="Courier New" w:cs="Courier New"/>
+        <w:rFonts w:ascii="Courier New" w:hAnsi="Courier New" w:cs="Courier New" w:hint="default"/>
       </w:rPr>
     </w:lvl>
     <w:lvl w:ilvl="8" w:tplc="04090005" w:tentative="1">
@@ -1856,7 +1286,7 @@
         <w:ind w:left="7400" w:hanging="360"/>
       </w:pPr>
       <w:rPr>
-        <w:rFonts w:hint="default" w:ascii="Wingdings" w:hAnsi="Wingdings"/>
+        <w:rFonts w:ascii="Wingdings" w:hAnsi="Wingdings" w:hint="default"/>
       </w:rPr>
     </w:lvl>
   </w:abstractNum>
@@ -1873,7 +1303,7 @@
         <w:ind w:left="1490" w:hanging="360"/>
       </w:pPr>
       <w:rPr>
-        <w:rFonts w:hint="default" w:ascii="Symbol" w:hAnsi="Symbol"/>
+        <w:rFonts w:ascii="Symbol" w:hAnsi="Symbol" w:hint="default"/>
       </w:rPr>
     </w:lvl>
     <w:lvl w:ilvl="1" w:tplc="04090003">
@@ -1885,7 +1315,7 @@
         <w:ind w:left="2210" w:hanging="360"/>
       </w:pPr>
       <w:rPr>
-        <w:rFonts w:hint="default" w:ascii="Courier New" w:hAnsi="Courier New" w:cs="Courier New"/>
+        <w:rFonts w:ascii="Courier New" w:hAnsi="Courier New" w:cs="Courier New" w:hint="default"/>
       </w:rPr>
     </w:lvl>
     <w:lvl w:ilvl="2" w:tplc="04090005" w:tentative="1">
@@ -1897,7 +1327,7 @@
         <w:ind w:left="2930" w:hanging="360"/>
       </w:pPr>
       <w:rPr>
-        <w:rFonts w:hint="default" w:ascii="Wingdings" w:hAnsi="Wingdings"/>
+        <w:rFonts w:ascii="Wingdings" w:hAnsi="Wingdings" w:hint="default"/>
       </w:rPr>
     </w:lvl>
     <w:lvl w:ilvl="3" w:tplc="04090001" w:tentative="1">
@@ -1909,7 +1339,7 @@
         <w:ind w:left="3650" w:hanging="360"/>
       </w:pPr>
       <w:rPr>
-        <w:rFonts w:hint="default" w:ascii="Symbol" w:hAnsi="Symbol"/>
+        <w:rFonts w:ascii="Symbol" w:hAnsi="Symbol" w:hint="default"/>
       </w:rPr>
     </w:lvl>
     <w:lvl w:ilvl="4" w:tplc="04090003" w:tentative="1">
@@ -1921,7 +1351,7 @@
         <w:ind w:left="4370" w:hanging="360"/>
       </w:pPr>
       <w:rPr>
-        <w:rFonts w:hint="default" w:ascii="Courier New" w:hAnsi="Courier New" w:cs="Courier New"/>
+        <w:rFonts w:ascii="Courier New" w:hAnsi="Courier New" w:cs="Courier New" w:hint="default"/>
       </w:rPr>
     </w:lvl>
     <w:lvl w:ilvl="5" w:tplc="04090005" w:tentative="1">
@@ -1933,7 +1363,7 @@
         <w:ind w:left="5090" w:hanging="360"/>
       </w:pPr>
       <w:rPr>
-        <w:rFonts w:hint="default" w:ascii="Wingdings" w:hAnsi="Wingdings"/>
+        <w:rFonts w:ascii="Wingdings" w:hAnsi="Wingdings" w:hint="default"/>
       </w:rPr>
     </w:lvl>
     <w:lvl w:ilvl="6" w:tplc="04090001" w:tentative="1">
@@ -1945,7 +1375,7 @@
         <w:ind w:left="5810" w:hanging="360"/>
       </w:pPr>
       <w:rPr>
-        <w:rFonts w:hint="default" w:ascii="Symbol" w:hAnsi="Symbol"/>
+        <w:rFonts w:ascii="Symbol" w:hAnsi="Symbol" w:hint="default"/>
       </w:rPr>
     </w:lvl>
     <w:lvl w:ilvl="7" w:tplc="04090003" w:tentative="1">
@@ -1957,7 +1387,7 @@
         <w:ind w:left="6530" w:hanging="360"/>
       </w:pPr>
       <w:rPr>
-        <w:rFonts w:hint="default" w:ascii="Courier New" w:hAnsi="Courier New" w:cs="Courier New"/>
+        <w:rFonts w:ascii="Courier New" w:hAnsi="Courier New" w:cs="Courier New" w:hint="default"/>
       </w:rPr>
     </w:lvl>
     <w:lvl w:ilvl="8" w:tplc="04090005" w:tentative="1">
@@ -1969,7 +1399,7 @@
         <w:ind w:left="7250" w:hanging="360"/>
       </w:pPr>
       <w:rPr>
-        <w:rFonts w:hint="default" w:ascii="Wingdings" w:hAnsi="Wingdings"/>
+        <w:rFonts w:ascii="Wingdings" w:hAnsi="Wingdings" w:hint="default"/>
       </w:rPr>
     </w:lvl>
   </w:abstractNum>
@@ -2075,7 +1505,7 @@
         <w:ind w:left="1276" w:hanging="360"/>
       </w:pPr>
       <w:rPr>
-        <w:rFonts w:hint="default" w:ascii="Symbol" w:hAnsi="Symbol"/>
+        <w:rFonts w:ascii="Symbol" w:hAnsi="Symbol" w:hint="default"/>
       </w:rPr>
     </w:lvl>
     <w:lvl w:ilvl="1" w:tplc="04090003" w:tentative="1">
@@ -2087,7 +1517,7 @@
         <w:ind w:left="1996" w:hanging="360"/>
       </w:pPr>
       <w:rPr>
-        <w:rFonts w:hint="default" w:ascii="Courier New" w:hAnsi="Courier New" w:cs="Courier New"/>
+        <w:rFonts w:ascii="Courier New" w:hAnsi="Courier New" w:cs="Courier New" w:hint="default"/>
       </w:rPr>
     </w:lvl>
     <w:lvl w:ilvl="2" w:tplc="04090005" w:tentative="1">
@@ -2099,7 +1529,7 @@
         <w:ind w:left="2716" w:hanging="360"/>
       </w:pPr>
       <w:rPr>
-        <w:rFonts w:hint="default" w:ascii="Wingdings" w:hAnsi="Wingdings"/>
+        <w:rFonts w:ascii="Wingdings" w:hAnsi="Wingdings" w:hint="default"/>
       </w:rPr>
     </w:lvl>
     <w:lvl w:ilvl="3" w:tplc="04090001" w:tentative="1">
@@ -2111,7 +1541,7 @@
         <w:ind w:left="3436" w:hanging="360"/>
       </w:pPr>
       <w:rPr>
-        <w:rFonts w:hint="default" w:ascii="Symbol" w:hAnsi="Symbol"/>
+        <w:rFonts w:ascii="Symbol" w:hAnsi="Symbol" w:hint="default"/>
       </w:rPr>
     </w:lvl>
     <w:lvl w:ilvl="4" w:tplc="04090003" w:tentative="1">
@@ -2123,7 +1553,7 @@
         <w:ind w:left="4156" w:hanging="360"/>
       </w:pPr>
       <w:rPr>
-        <w:rFonts w:hint="default" w:ascii="Courier New" w:hAnsi="Courier New" w:cs="Courier New"/>
+        <w:rFonts w:ascii="Courier New" w:hAnsi="Courier New" w:cs="Courier New" w:hint="default"/>
       </w:rPr>
     </w:lvl>
     <w:lvl w:ilvl="5" w:tplc="04090005" w:tentative="1">
@@ -2135,7 +1565,7 @@
         <w:ind w:left="4876" w:hanging="360"/>
       </w:pPr>
       <w:rPr>
-        <w:rFonts w:hint="default" w:ascii="Wingdings" w:hAnsi="Wingdings"/>
+        <w:rFonts w:ascii="Wingdings" w:hAnsi="Wingdings" w:hint="default"/>
       </w:rPr>
     </w:lvl>
     <w:lvl w:ilvl="6" w:tplc="04090001" w:tentative="1">
@@ -2147,7 +1577,7 @@
         <w:ind w:left="5596" w:hanging="360"/>
       </w:pPr>
       <w:rPr>
-        <w:rFonts w:hint="default" w:ascii="Symbol" w:hAnsi="Symbol"/>
+        <w:rFonts w:ascii="Symbol" w:hAnsi="Symbol" w:hint="default"/>
       </w:rPr>
     </w:lvl>
     <w:lvl w:ilvl="7" w:tplc="04090003" w:tentative="1">
@@ -2159,7 +1589,7 @@
         <w:ind w:left="6316" w:hanging="360"/>
       </w:pPr>
       <w:rPr>
-        <w:rFonts w:hint="default" w:ascii="Courier New" w:hAnsi="Courier New" w:cs="Courier New"/>
+        <w:rFonts w:ascii="Courier New" w:hAnsi="Courier New" w:cs="Courier New" w:hint="default"/>
       </w:rPr>
     </w:lvl>
     <w:lvl w:ilvl="8" w:tplc="04090005" w:tentative="1">
@@ -2171,7 +1601,7 @@
         <w:ind w:left="7036" w:hanging="360"/>
       </w:pPr>
       <w:rPr>
-        <w:rFonts w:hint="default" w:ascii="Wingdings" w:hAnsi="Wingdings"/>
+        <w:rFonts w:ascii="Wingdings" w:hAnsi="Wingdings" w:hint="default"/>
       </w:rPr>
     </w:lvl>
   </w:abstractNum>
@@ -2188,7 +1618,7 @@
         <w:ind w:left="1276" w:hanging="360"/>
       </w:pPr>
       <w:rPr>
-        <w:rFonts w:hint="default" w:ascii="Symbol" w:hAnsi="Symbol"/>
+        <w:rFonts w:ascii="Symbol" w:hAnsi="Symbol" w:hint="default"/>
       </w:rPr>
     </w:lvl>
     <w:lvl w:ilvl="1" w:tplc="04090003" w:tentative="1">
@@ -2200,7 +1630,7 @@
         <w:ind w:left="1996" w:hanging="360"/>
       </w:pPr>
       <w:rPr>
-        <w:rFonts w:hint="default" w:ascii="Courier New" w:hAnsi="Courier New" w:cs="Courier New"/>
+        <w:rFonts w:ascii="Courier New" w:hAnsi="Courier New" w:cs="Courier New" w:hint="default"/>
       </w:rPr>
     </w:lvl>
     <w:lvl w:ilvl="2" w:tplc="04090005" w:tentative="1">
@@ -2212,7 +1642,7 @@
         <w:ind w:left="2716" w:hanging="360"/>
       </w:pPr>
       <w:rPr>
-        <w:rFonts w:hint="default" w:ascii="Wingdings" w:hAnsi="Wingdings"/>
+        <w:rFonts w:ascii="Wingdings" w:hAnsi="Wingdings" w:hint="default"/>
       </w:rPr>
     </w:lvl>
     <w:lvl w:ilvl="3" w:tplc="04090001" w:tentative="1">
@@ -2224,7 +1654,7 @@
         <w:ind w:left="3436" w:hanging="360"/>
       </w:pPr>
       <w:rPr>
-        <w:rFonts w:hint="default" w:ascii="Symbol" w:hAnsi="Symbol"/>
+        <w:rFonts w:ascii="Symbol" w:hAnsi="Symbol" w:hint="default"/>
       </w:rPr>
     </w:lvl>
     <w:lvl w:ilvl="4" w:tplc="04090003" w:tentative="1">
@@ -2236,7 +1666,7 @@
         <w:ind w:left="4156" w:hanging="360"/>
       </w:pPr>
       <w:rPr>
-        <w:rFonts w:hint="default" w:ascii="Courier New" w:hAnsi="Courier New" w:cs="Courier New"/>
+        <w:rFonts w:ascii="Courier New" w:hAnsi="Courier New" w:cs="Courier New" w:hint="default"/>
       </w:rPr>
     </w:lvl>
     <w:lvl w:ilvl="5" w:tplc="04090005" w:tentative="1">
@@ -2248,7 +1678,7 @@
         <w:ind w:left="4876" w:hanging="360"/>
       </w:pPr>
       <w:rPr>
-        <w:rFonts w:hint="default" w:ascii="Wingdings" w:hAnsi="Wingdings"/>
+        <w:rFonts w:ascii="Wingdings" w:hAnsi="Wingdings" w:hint="default"/>
       </w:rPr>
     </w:lvl>
     <w:lvl w:ilvl="6" w:tplc="04090001" w:tentative="1">
@@ -2260,7 +1690,7 @@
         <w:ind w:left="5596" w:hanging="360"/>
       </w:pPr>
       <w:rPr>
-        <w:rFonts w:hint="default" w:ascii="Symbol" w:hAnsi="Symbol"/>
+        <w:rFonts w:ascii="Symbol" w:hAnsi="Symbol" w:hint="default"/>
       </w:rPr>
     </w:lvl>
     <w:lvl w:ilvl="7" w:tplc="04090003" w:tentative="1">
@@ -2272,7 +1702,7 @@
         <w:ind w:left="6316" w:hanging="360"/>
       </w:pPr>
       <w:rPr>
-        <w:rFonts w:hint="default" w:ascii="Courier New" w:hAnsi="Courier New" w:cs="Courier New"/>
+        <w:rFonts w:ascii="Courier New" w:hAnsi="Courier New" w:cs="Courier New" w:hint="default"/>
       </w:rPr>
     </w:lvl>
     <w:lvl w:ilvl="8" w:tplc="04090005" w:tentative="1">
@@ -2284,7 +1714,7 @@
         <w:ind w:left="7036" w:hanging="360"/>
       </w:pPr>
       <w:rPr>
-        <w:rFonts w:hint="default" w:ascii="Wingdings" w:hAnsi="Wingdings"/>
+        <w:rFonts w:ascii="Wingdings" w:hAnsi="Wingdings" w:hint="default"/>
       </w:rPr>
     </w:lvl>
   </w:abstractNum>
@@ -2568,7 +1998,7 @@
         <w:ind w:left="1800" w:hanging="360"/>
       </w:pPr>
       <w:rPr>
-        <w:rFonts w:hint="default" w:ascii="Symbol" w:hAnsi="Symbol"/>
+        <w:rFonts w:ascii="Symbol" w:hAnsi="Symbol" w:hint="default"/>
       </w:rPr>
     </w:lvl>
     <w:lvl w:ilvl="1" w:tplc="04090003" w:tentative="1">
@@ -2580,7 +2010,7 @@
         <w:ind w:left="2520" w:hanging="360"/>
       </w:pPr>
       <w:rPr>
-        <w:rFonts w:hint="default" w:ascii="Courier New" w:hAnsi="Courier New" w:cs="Courier New"/>
+        <w:rFonts w:ascii="Courier New" w:hAnsi="Courier New" w:cs="Courier New" w:hint="default"/>
       </w:rPr>
     </w:lvl>
     <w:lvl w:ilvl="2" w:tplc="04090005" w:tentative="1">
@@ -2592,7 +2022,7 @@
         <w:ind w:left="3240" w:hanging="360"/>
       </w:pPr>
       <w:rPr>
-        <w:rFonts w:hint="default" w:ascii="Wingdings" w:hAnsi="Wingdings"/>
+        <w:rFonts w:ascii="Wingdings" w:hAnsi="Wingdings" w:hint="default"/>
       </w:rPr>
     </w:lvl>
     <w:lvl w:ilvl="3" w:tplc="04090001" w:tentative="1">
@@ -2604,7 +2034,7 @@
         <w:ind w:left="3960" w:hanging="360"/>
       </w:pPr>
       <w:rPr>
-        <w:rFonts w:hint="default" w:ascii="Symbol" w:hAnsi="Symbol"/>
+        <w:rFonts w:ascii="Symbol" w:hAnsi="Symbol" w:hint="default"/>
       </w:rPr>
     </w:lvl>
     <w:lvl w:ilvl="4" w:tplc="04090003" w:tentative="1">
@@ -2616,7 +2046,7 @@
         <w:ind w:left="4680" w:hanging="360"/>
       </w:pPr>
       <w:rPr>
-        <w:rFonts w:hint="default" w:ascii="Courier New" w:hAnsi="Courier New" w:cs="Courier New"/>
+        <w:rFonts w:ascii="Courier New" w:hAnsi="Courier New" w:cs="Courier New" w:hint="default"/>
       </w:rPr>
     </w:lvl>
     <w:lvl w:ilvl="5" w:tplc="04090005" w:tentative="1">
@@ -2628,7 +2058,7 @@
         <w:ind w:left="5400" w:hanging="360"/>
       </w:pPr>
       <w:rPr>
-        <w:rFonts w:hint="default" w:ascii="Wingdings" w:hAnsi="Wingdings"/>
+        <w:rFonts w:ascii="Wingdings" w:hAnsi="Wingdings" w:hint="default"/>
       </w:rPr>
     </w:lvl>
     <w:lvl w:ilvl="6" w:tplc="04090001" w:tentative="1">
@@ -2640,7 +2070,7 @@
         <w:ind w:left="6120" w:hanging="360"/>
       </w:pPr>
       <w:rPr>
-        <w:rFonts w:hint="default" w:ascii="Symbol" w:hAnsi="Symbol"/>
+        <w:rFonts w:ascii="Symbol" w:hAnsi="Symbol" w:hint="default"/>
       </w:rPr>
     </w:lvl>
     <w:lvl w:ilvl="7" w:tplc="04090003" w:tentative="1">
@@ -2652,7 +2082,7 @@
         <w:ind w:left="6840" w:hanging="360"/>
       </w:pPr>
       <w:rPr>
-        <w:rFonts w:hint="default" w:ascii="Courier New" w:hAnsi="Courier New" w:cs="Courier New"/>
+        <w:rFonts w:ascii="Courier New" w:hAnsi="Courier New" w:cs="Courier New" w:hint="default"/>
       </w:rPr>
     </w:lvl>
     <w:lvl w:ilvl="8" w:tplc="04090005" w:tentative="1">
@@ -2664,7 +2094,7 @@
         <w:ind w:left="7560" w:hanging="360"/>
       </w:pPr>
       <w:rPr>
-        <w:rFonts w:hint="default" w:ascii="Wingdings" w:hAnsi="Wingdings"/>
+        <w:rFonts w:ascii="Wingdings" w:hAnsi="Wingdings" w:hint="default"/>
       </w:rPr>
     </w:lvl>
   </w:abstractNum>
@@ -2681,7 +2111,7 @@
         <w:ind w:left="1636" w:hanging="360"/>
       </w:pPr>
       <w:rPr>
-        <w:rFonts w:hint="default" w:ascii="Symbol" w:hAnsi="Symbol"/>
+        <w:rFonts w:ascii="Symbol" w:hAnsi="Symbol" w:hint="default"/>
       </w:rPr>
     </w:lvl>
     <w:lvl w:ilvl="1" w:tplc="04090003" w:tentative="1">
@@ -2693,7 +2123,7 @@
         <w:ind w:left="2356" w:hanging="360"/>
       </w:pPr>
       <w:rPr>
-        <w:rFonts w:hint="default" w:ascii="Courier New" w:hAnsi="Courier New" w:cs="Courier New"/>
+        <w:rFonts w:ascii="Courier New" w:hAnsi="Courier New" w:cs="Courier New" w:hint="default"/>
       </w:rPr>
     </w:lvl>
     <w:lvl w:ilvl="2" w:tplc="04090005" w:tentative="1">
@@ -2705,7 +2135,7 @@
         <w:ind w:left="3076" w:hanging="360"/>
       </w:pPr>
       <w:rPr>
-        <w:rFonts w:hint="default" w:ascii="Wingdings" w:hAnsi="Wingdings"/>
+        <w:rFonts w:ascii="Wingdings" w:hAnsi="Wingdings" w:hint="default"/>
       </w:rPr>
     </w:lvl>
     <w:lvl w:ilvl="3" w:tplc="04090001" w:tentative="1">
@@ -2717,7 +2147,7 @@
         <w:ind w:left="3796" w:hanging="360"/>
       </w:pPr>
       <w:rPr>
-        <w:rFonts w:hint="default" w:ascii="Symbol" w:hAnsi="Symbol"/>
+        <w:rFonts w:ascii="Symbol" w:hAnsi="Symbol" w:hint="default"/>
       </w:rPr>
     </w:lvl>
     <w:lvl w:ilvl="4" w:tplc="04090003" w:tentative="1">
@@ -2729,7 +2159,7 @@
         <w:ind w:left="4516" w:hanging="360"/>
       </w:pPr>
       <w:rPr>
-        <w:rFonts w:hint="default" w:ascii="Courier New" w:hAnsi="Courier New" w:cs="Courier New"/>
+        <w:rFonts w:ascii="Courier New" w:hAnsi="Courier New" w:cs="Courier New" w:hint="default"/>
       </w:rPr>
     </w:lvl>
     <w:lvl w:ilvl="5" w:tplc="04090005" w:tentative="1">
@@ -2741,7 +2171,7 @@
         <w:ind w:left="5236" w:hanging="360"/>
       </w:pPr>
       <w:rPr>
-        <w:rFonts w:hint="default" w:ascii="Wingdings" w:hAnsi="Wingdings"/>
+        <w:rFonts w:ascii="Wingdings" w:hAnsi="Wingdings" w:hint="default"/>
       </w:rPr>
     </w:lvl>
     <w:lvl w:ilvl="6" w:tplc="04090001" w:tentative="1">
@@ -2753,7 +2183,7 @@
         <w:ind w:left="5956" w:hanging="360"/>
       </w:pPr>
       <w:rPr>
-        <w:rFonts w:hint="default" w:ascii="Symbol" w:hAnsi="Symbol"/>
+        <w:rFonts w:ascii="Symbol" w:hAnsi="Symbol" w:hint="default"/>
       </w:rPr>
     </w:lvl>
     <w:lvl w:ilvl="7" w:tplc="04090003" w:tentative="1">
@@ -2765,7 +2195,7 @@
         <w:ind w:left="6676" w:hanging="360"/>
       </w:pPr>
       <w:rPr>
-        <w:rFonts w:hint="default" w:ascii="Courier New" w:hAnsi="Courier New" w:cs="Courier New"/>
+        <w:rFonts w:ascii="Courier New" w:hAnsi="Courier New" w:cs="Courier New" w:hint="default"/>
       </w:rPr>
     </w:lvl>
     <w:lvl w:ilvl="8" w:tplc="04090005" w:tentative="1">
@@ -2777,7 +2207,7 @@
         <w:ind w:left="7396" w:hanging="360"/>
       </w:pPr>
       <w:rPr>
-        <w:rFonts w:hint="default" w:ascii="Wingdings" w:hAnsi="Wingdings"/>
+        <w:rFonts w:ascii="Wingdings" w:hAnsi="Wingdings" w:hint="default"/>
       </w:rPr>
     </w:lvl>
   </w:abstractNum>
@@ -2883,7 +2313,7 @@
         <w:ind w:left="1276" w:hanging="360"/>
       </w:pPr>
       <w:rPr>
-        <w:rFonts w:hint="default" w:ascii="Symbol" w:hAnsi="Symbol"/>
+        <w:rFonts w:ascii="Symbol" w:hAnsi="Symbol" w:hint="default"/>
       </w:rPr>
     </w:lvl>
     <w:lvl w:ilvl="1" w:tplc="04090003" w:tentative="1">
@@ -2895,7 +2325,7 @@
         <w:ind w:left="1996" w:hanging="360"/>
       </w:pPr>
       <w:rPr>
-        <w:rFonts w:hint="default" w:ascii="Courier New" w:hAnsi="Courier New" w:cs="Courier New"/>
+        <w:rFonts w:ascii="Courier New" w:hAnsi="Courier New" w:cs="Courier New" w:hint="default"/>
       </w:rPr>
     </w:lvl>
     <w:lvl w:ilvl="2" w:tplc="04090005" w:tentative="1">
@@ -2907,7 +2337,7 @@
         <w:ind w:left="2716" w:hanging="360"/>
       </w:pPr>
       <w:rPr>
-        <w:rFonts w:hint="default" w:ascii="Wingdings" w:hAnsi="Wingdings"/>
+        <w:rFonts w:ascii="Wingdings" w:hAnsi="Wingdings" w:hint="default"/>
       </w:rPr>
     </w:lvl>
     <w:lvl w:ilvl="3" w:tplc="04090001" w:tentative="1">
@@ -2919,7 +2349,7 @@
         <w:ind w:left="3436" w:hanging="360"/>
       </w:pPr>
       <w:rPr>
-        <w:rFonts w:hint="default" w:ascii="Symbol" w:hAnsi="Symbol"/>
+        <w:rFonts w:ascii="Symbol" w:hAnsi="Symbol" w:hint="default"/>
       </w:rPr>
     </w:lvl>
     <w:lvl w:ilvl="4" w:tplc="04090003" w:tentative="1">
@@ -2931,7 +2361,7 @@
         <w:ind w:left="4156" w:hanging="360"/>
       </w:pPr>
       <w:rPr>
-        <w:rFonts w:hint="default" w:ascii="Courier New" w:hAnsi="Courier New" w:cs="Courier New"/>
+        <w:rFonts w:ascii="Courier New" w:hAnsi="Courier New" w:cs="Courier New" w:hint="default"/>
       </w:rPr>
     </w:lvl>
     <w:lvl w:ilvl="5" w:tplc="04090005" w:tentative="1">
@@ -2943,7 +2373,7 @@
         <w:ind w:left="4876" w:hanging="360"/>
       </w:pPr>
       <w:rPr>
-        <w:rFonts w:hint="default" w:ascii="Wingdings" w:hAnsi="Wingdings"/>
+        <w:rFonts w:ascii="Wingdings" w:hAnsi="Wingdings" w:hint="default"/>
       </w:rPr>
     </w:lvl>
     <w:lvl w:ilvl="6" w:tplc="04090001" w:tentative="1">
@@ -2955,7 +2385,7 @@
         <w:ind w:left="5596" w:hanging="360"/>
       </w:pPr>
       <w:rPr>
-        <w:rFonts w:hint="default" w:ascii="Symbol" w:hAnsi="Symbol"/>
+        <w:rFonts w:ascii="Symbol" w:hAnsi="Symbol" w:hint="default"/>
       </w:rPr>
     </w:lvl>
     <w:lvl w:ilvl="7" w:tplc="04090003" w:tentative="1">
@@ -2967,7 +2397,7 @@
         <w:ind w:left="6316" w:hanging="360"/>
       </w:pPr>
       <w:rPr>
-        <w:rFonts w:hint="default" w:ascii="Courier New" w:hAnsi="Courier New" w:cs="Courier New"/>
+        <w:rFonts w:ascii="Courier New" w:hAnsi="Courier New" w:cs="Courier New" w:hint="default"/>
       </w:rPr>
     </w:lvl>
     <w:lvl w:ilvl="8" w:tplc="04090005" w:tentative="1">
@@ -2979,7 +2409,7 @@
         <w:ind w:left="7036" w:hanging="360"/>
       </w:pPr>
       <w:rPr>
-        <w:rFonts w:hint="default" w:ascii="Wingdings" w:hAnsi="Wingdings"/>
+        <w:rFonts w:ascii="Wingdings" w:hAnsi="Wingdings" w:hint="default"/>
       </w:rPr>
     </w:lvl>
   </w:abstractNum>
@@ -2996,7 +2426,7 @@
         <w:ind w:left="1440" w:hanging="360"/>
       </w:pPr>
       <w:rPr>
-        <w:rFonts w:hint="default" w:ascii="Symbol" w:hAnsi="Symbol"/>
+        <w:rFonts w:ascii="Symbol" w:hAnsi="Symbol" w:hint="default"/>
       </w:rPr>
     </w:lvl>
     <w:lvl w:ilvl="1" w:tplc="04090003" w:tentative="1">
@@ -3008,7 +2438,7 @@
         <w:ind w:left="2160" w:hanging="360"/>
       </w:pPr>
       <w:rPr>
-        <w:rFonts w:hint="default" w:ascii="Courier New" w:hAnsi="Courier New" w:cs="Courier New"/>
+        <w:rFonts w:ascii="Courier New" w:hAnsi="Courier New" w:cs="Courier New" w:hint="default"/>
       </w:rPr>
     </w:lvl>
     <w:lvl w:ilvl="2" w:tplc="04090005" w:tentative="1">
@@ -3020,7 +2450,7 @@
         <w:ind w:left="2880" w:hanging="360"/>
       </w:pPr>
       <w:rPr>
-        <w:rFonts w:hint="default" w:ascii="Wingdings" w:hAnsi="Wingdings"/>
+        <w:rFonts w:ascii="Wingdings" w:hAnsi="Wingdings" w:hint="default"/>
       </w:rPr>
     </w:lvl>
     <w:lvl w:ilvl="3" w:tplc="04090001" w:tentative="1">
@@ -3032,7 +2462,7 @@
         <w:ind w:left="3600" w:hanging="360"/>
       </w:pPr>
       <w:rPr>
-        <w:rFonts w:hint="default" w:ascii="Symbol" w:hAnsi="Symbol"/>
+        <w:rFonts w:ascii="Symbol" w:hAnsi="Symbol" w:hint="default"/>
       </w:rPr>
     </w:lvl>
     <w:lvl w:ilvl="4" w:tplc="04090003" w:tentative="1">
@@ -3044,7 +2474,7 @@
         <w:ind w:left="4320" w:hanging="360"/>
       </w:pPr>
       <w:rPr>
-        <w:rFonts w:hint="default" w:ascii="Courier New" w:hAnsi="Courier New" w:cs="Courier New"/>
+        <w:rFonts w:ascii="Courier New" w:hAnsi="Courier New" w:cs="Courier New" w:hint="default"/>
       </w:rPr>
     </w:lvl>
     <w:lvl w:ilvl="5" w:tplc="04090005" w:tentative="1">
@@ -3056,7 +2486,7 @@
         <w:ind w:left="5040" w:hanging="360"/>
       </w:pPr>
       <w:rPr>
-        <w:rFonts w:hint="default" w:ascii="Wingdings" w:hAnsi="Wingdings"/>
+        <w:rFonts w:ascii="Wingdings" w:hAnsi="Wingdings" w:hint="default"/>
       </w:rPr>
     </w:lvl>
     <w:lvl w:ilvl="6" w:tplc="04090001" w:tentative="1">
@@ -3068,7 +2498,7 @@
         <w:ind w:left="5760" w:hanging="360"/>
       </w:pPr>
       <w:rPr>
-        <w:rFonts w:hint="default" w:ascii="Symbol" w:hAnsi="Symbol"/>
+        <w:rFonts w:ascii="Symbol" w:hAnsi="Symbol" w:hint="default"/>
       </w:rPr>
     </w:lvl>
     <w:lvl w:ilvl="7" w:tplc="04090003" w:tentative="1">
@@ -3080,7 +2510,7 @@
         <w:ind w:left="6480" w:hanging="360"/>
       </w:pPr>
       <w:rPr>
-        <w:rFonts w:hint="default" w:ascii="Courier New" w:hAnsi="Courier New" w:cs="Courier New"/>
+        <w:rFonts w:ascii="Courier New" w:hAnsi="Courier New" w:cs="Courier New" w:hint="default"/>
       </w:rPr>
     </w:lvl>
     <w:lvl w:ilvl="8" w:tplc="04090005" w:tentative="1">
@@ -3092,7 +2522,7 @@
         <w:ind w:left="7200" w:hanging="360"/>
       </w:pPr>
       <w:rPr>
-        <w:rFonts w:hint="default" w:ascii="Wingdings" w:hAnsi="Wingdings"/>
+        <w:rFonts w:ascii="Wingdings" w:hAnsi="Wingdings" w:hint="default"/>
       </w:rPr>
     </w:lvl>
   </w:abstractNum>
@@ -3109,7 +2539,7 @@
         <w:ind w:left="1276" w:hanging="360"/>
       </w:pPr>
       <w:rPr>
-        <w:rFonts w:hint="default" w:ascii="Symbol" w:hAnsi="Symbol"/>
+        <w:rFonts w:ascii="Symbol" w:hAnsi="Symbol" w:hint="default"/>
       </w:rPr>
     </w:lvl>
     <w:lvl w:ilvl="1" w:tplc="04090003" w:tentative="1">
@@ -3121,7 +2551,7 @@
         <w:ind w:left="1996" w:hanging="360"/>
       </w:pPr>
       <w:rPr>
-        <w:rFonts w:hint="default" w:ascii="Courier New" w:hAnsi="Courier New" w:cs="Courier New"/>
+        <w:rFonts w:ascii="Courier New" w:hAnsi="Courier New" w:cs="Courier New" w:hint="default"/>
       </w:rPr>
     </w:lvl>
     <w:lvl w:ilvl="2" w:tplc="04090005" w:tentative="1">
@@ -3133,7 +2563,7 @@
         <w:ind w:left="2716" w:hanging="360"/>
       </w:pPr>
       <w:rPr>
-        <w:rFonts w:hint="default" w:ascii="Wingdings" w:hAnsi="Wingdings"/>
+        <w:rFonts w:ascii="Wingdings" w:hAnsi="Wingdings" w:hint="default"/>
       </w:rPr>
     </w:lvl>
     <w:lvl w:ilvl="3" w:tplc="04090001" w:tentative="1">
@@ -3145,7 +2575,7 @@
         <w:ind w:left="3436" w:hanging="360"/>
       </w:pPr>
       <w:rPr>
-        <w:rFonts w:hint="default" w:ascii="Symbol" w:hAnsi="Symbol"/>
+        <w:rFonts w:ascii="Symbol" w:hAnsi="Symbol" w:hint="default"/>
       </w:rPr>
     </w:lvl>
     <w:lvl w:ilvl="4" w:tplc="04090003" w:tentative="1">
@@ -3157,7 +2587,7 @@
         <w:ind w:left="4156" w:hanging="360"/>
       </w:pPr>
       <w:rPr>
-        <w:rFonts w:hint="default" w:ascii="Courier New" w:hAnsi="Courier New" w:cs="Courier New"/>
+        <w:rFonts w:ascii="Courier New" w:hAnsi="Courier New" w:cs="Courier New" w:hint="default"/>
       </w:rPr>
     </w:lvl>
     <w:lvl w:ilvl="5" w:tplc="04090005" w:tentative="1">
@@ -3169,7 +2599,7 @@
         <w:ind w:left="4876" w:hanging="360"/>
       </w:pPr>
       <w:rPr>
-        <w:rFonts w:hint="default" w:ascii="Wingdings" w:hAnsi="Wingdings"/>
+        <w:rFonts w:ascii="Wingdings" w:hAnsi="Wingdings" w:hint="default"/>
       </w:rPr>
     </w:lvl>
     <w:lvl w:ilvl="6" w:tplc="04090001" w:tentative="1">
@@ -3181,7 +2611,7 @@
         <w:ind w:left="5596" w:hanging="360"/>
       </w:pPr>
       <w:rPr>
-        <w:rFonts w:hint="default" w:ascii="Symbol" w:hAnsi="Symbol"/>
+        <w:rFonts w:ascii="Symbol" w:hAnsi="Symbol" w:hint="default"/>
       </w:rPr>
     </w:lvl>
     <w:lvl w:ilvl="7" w:tplc="04090003" w:tentative="1">
@@ -3193,7 +2623,7 @@
         <w:ind w:left="6316" w:hanging="360"/>
       </w:pPr>
       <w:rPr>
-        <w:rFonts w:hint="default" w:ascii="Courier New" w:hAnsi="Courier New" w:cs="Courier New"/>
+        <w:rFonts w:ascii="Courier New" w:hAnsi="Courier New" w:cs="Courier New" w:hint="default"/>
       </w:rPr>
     </w:lvl>
     <w:lvl w:ilvl="8" w:tplc="04090005" w:tentative="1">
@@ -3205,7 +2635,7 @@
         <w:ind w:left="7036" w:hanging="360"/>
       </w:pPr>
       <w:rPr>
-        <w:rFonts w:hint="default" w:ascii="Wingdings" w:hAnsi="Wingdings"/>
+        <w:rFonts w:ascii="Wingdings" w:hAnsi="Wingdings" w:hint="default"/>
       </w:rPr>
     </w:lvl>
   </w:abstractNum>
@@ -3222,7 +2652,7 @@
         <w:ind w:left="1440" w:hanging="360"/>
       </w:pPr>
       <w:rPr>
-        <w:rFonts w:hint="default" w:ascii="Symbol" w:hAnsi="Symbol"/>
+        <w:rFonts w:ascii="Symbol" w:hAnsi="Symbol" w:hint="default"/>
       </w:rPr>
     </w:lvl>
     <w:lvl w:ilvl="1" w:tplc="04090003" w:tentative="1">
@@ -3234,7 +2664,7 @@
         <w:ind w:left="2160" w:hanging="360"/>
       </w:pPr>
       <w:rPr>
-        <w:rFonts w:hint="default" w:ascii="Courier New" w:hAnsi="Courier New" w:cs="Courier New"/>
+        <w:rFonts w:ascii="Courier New" w:hAnsi="Courier New" w:cs="Courier New" w:hint="default"/>
       </w:rPr>
     </w:lvl>
     <w:lvl w:ilvl="2" w:tplc="04090005" w:tentative="1">
@@ -3246,7 +2676,7 @@
         <w:ind w:left="2880" w:hanging="360"/>
       </w:pPr>
       <w:rPr>
-        <w:rFonts w:hint="default" w:ascii="Wingdings" w:hAnsi="Wingdings"/>
+        <w:rFonts w:ascii="Wingdings" w:hAnsi="Wingdings" w:hint="default"/>
       </w:rPr>
     </w:lvl>
     <w:lvl w:ilvl="3" w:tplc="04090001" w:tentative="1">
@@ -3258,7 +2688,7 @@
         <w:ind w:left="3600" w:hanging="360"/>
       </w:pPr>
       <w:rPr>
-        <w:rFonts w:hint="default" w:ascii="Symbol" w:hAnsi="Symbol"/>
+        <w:rFonts w:ascii="Symbol" w:hAnsi="Symbol" w:hint="default"/>
       </w:rPr>
     </w:lvl>
     <w:lvl w:ilvl="4" w:tplc="04090003" w:tentative="1">
@@ -3270,7 +2700,7 @@
         <w:ind w:left="4320" w:hanging="360"/>
       </w:pPr>
       <w:rPr>
-        <w:rFonts w:hint="default" w:ascii="Courier New" w:hAnsi="Courier New" w:cs="Courier New"/>
+        <w:rFonts w:ascii="Courier New" w:hAnsi="Courier New" w:cs="Courier New" w:hint="default"/>
       </w:rPr>
     </w:lvl>
     <w:lvl w:ilvl="5" w:tplc="04090005" w:tentative="1">
@@ -3282,7 +2712,7 @@
         <w:ind w:left="5040" w:hanging="360"/>
       </w:pPr>
       <w:rPr>
-        <w:rFonts w:hint="default" w:ascii="Wingdings" w:hAnsi="Wingdings"/>
+        <w:rFonts w:ascii="Wingdings" w:hAnsi="Wingdings" w:hint="default"/>
       </w:rPr>
     </w:lvl>
     <w:lvl w:ilvl="6" w:tplc="04090001" w:tentative="1">
@@ -3294,7 +2724,7 @@
         <w:ind w:left="5760" w:hanging="360"/>
       </w:pPr>
       <w:rPr>
-        <w:rFonts w:hint="default" w:ascii="Symbol" w:hAnsi="Symbol"/>
+        <w:rFonts w:ascii="Symbol" w:hAnsi="Symbol" w:hint="default"/>
       </w:rPr>
     </w:lvl>
     <w:lvl w:ilvl="7" w:tplc="04090003" w:tentative="1">
@@ -3306,7 +2736,7 @@
         <w:ind w:left="6480" w:hanging="360"/>
       </w:pPr>
       <w:rPr>
-        <w:rFonts w:hint="default" w:ascii="Courier New" w:hAnsi="Courier New" w:cs="Courier New"/>
+        <w:rFonts w:ascii="Courier New" w:hAnsi="Courier New" w:cs="Courier New" w:hint="default"/>
       </w:rPr>
     </w:lvl>
     <w:lvl w:ilvl="8" w:tplc="04090005" w:tentative="1">
@@ -3318,7 +2748,7 @@
         <w:ind w:left="7200" w:hanging="360"/>
       </w:pPr>
       <w:rPr>
-        <w:rFonts w:hint="default" w:ascii="Wingdings" w:hAnsi="Wingdings"/>
+        <w:rFonts w:ascii="Wingdings" w:hAnsi="Wingdings" w:hint="default"/>
       </w:rPr>
     </w:lvl>
   </w:abstractNum>
@@ -3335,7 +2765,7 @@
         <w:ind w:left="1640" w:hanging="360"/>
       </w:pPr>
       <w:rPr>
-        <w:rFonts w:hint="default" w:ascii="Symbol" w:hAnsi="Symbol"/>
+        <w:rFonts w:ascii="Symbol" w:hAnsi="Symbol" w:hint="default"/>
       </w:rPr>
     </w:lvl>
     <w:lvl w:ilvl="1" w:tplc="04090003" w:tentative="1">
@@ -3347,7 +2777,7 @@
         <w:ind w:left="2360" w:hanging="360"/>
       </w:pPr>
       <w:rPr>
-        <w:rFonts w:hint="default" w:ascii="Courier New" w:hAnsi="Courier New" w:cs="Courier New"/>
+        <w:rFonts w:ascii="Courier New" w:hAnsi="Courier New" w:cs="Courier New" w:hint="default"/>
       </w:rPr>
     </w:lvl>
     <w:lvl w:ilvl="2" w:tplc="04090005" w:tentative="1">
@@ -3359,7 +2789,7 @@
         <w:ind w:left="3080" w:hanging="360"/>
       </w:pPr>
       <w:rPr>
-        <w:rFonts w:hint="default" w:ascii="Wingdings" w:hAnsi="Wingdings"/>
+        <w:rFonts w:ascii="Wingdings" w:hAnsi="Wingdings" w:hint="default"/>
       </w:rPr>
     </w:lvl>
     <w:lvl w:ilvl="3" w:tplc="04090001" w:tentative="1">
@@ -3371,7 +2801,7 @@
         <w:ind w:left="3800" w:hanging="360"/>
       </w:pPr>
       <w:rPr>
-        <w:rFonts w:hint="default" w:ascii="Symbol" w:hAnsi="Symbol"/>
+        <w:rFonts w:ascii="Symbol" w:hAnsi="Symbol" w:hint="default"/>
       </w:rPr>
     </w:lvl>
     <w:lvl w:ilvl="4" w:tplc="04090003" w:tentative="1">
@@ -3383,7 +2813,7 @@
         <w:ind w:left="4520" w:hanging="360"/>
       </w:pPr>
       <w:rPr>
-        <w:rFonts w:hint="default" w:ascii="Courier New" w:hAnsi="Courier New" w:cs="Courier New"/>
+        <w:rFonts w:ascii="Courier New" w:hAnsi="Courier New" w:cs="Courier New" w:hint="default"/>
       </w:rPr>
     </w:lvl>
     <w:lvl w:ilvl="5" w:tplc="04090005" w:tentative="1">
@@ -3395,7 +2825,7 @@
         <w:ind w:left="5240" w:hanging="360"/>
       </w:pPr>
       <w:rPr>
-        <w:rFonts w:hint="default" w:ascii="Wingdings" w:hAnsi="Wingdings"/>
+        <w:rFonts w:ascii="Wingdings" w:hAnsi="Wingdings" w:hint="default"/>
       </w:rPr>
     </w:lvl>
     <w:lvl w:ilvl="6" w:tplc="04090001" w:tentative="1">
@@ -3407,7 +2837,7 @@
         <w:ind w:left="5960" w:hanging="360"/>
       </w:pPr>
       <w:rPr>
-        <w:rFonts w:hint="default" w:ascii="Symbol" w:hAnsi="Symbol"/>
+        <w:rFonts w:ascii="Symbol" w:hAnsi="Symbol" w:hint="default"/>
       </w:rPr>
     </w:lvl>
     <w:lvl w:ilvl="7" w:tplc="04090003" w:tentative="1">
@@ -3419,7 +2849,7 @@
         <w:ind w:left="6680" w:hanging="360"/>
       </w:pPr>
       <w:rPr>
-        <w:rFonts w:hint="default" w:ascii="Courier New" w:hAnsi="Courier New" w:cs="Courier New"/>
+        <w:rFonts w:ascii="Courier New" w:hAnsi="Courier New" w:cs="Courier New" w:hint="default"/>
       </w:rPr>
     </w:lvl>
     <w:lvl w:ilvl="8" w:tplc="04090005" w:tentative="1">
@@ -3431,73 +2861,73 @@
         <w:ind w:left="7400" w:hanging="360"/>
       </w:pPr>
       <w:rPr>
-        <w:rFonts w:hint="default" w:ascii="Wingdings" w:hAnsi="Wingdings"/>
+        <w:rFonts w:ascii="Wingdings" w:hAnsi="Wingdings" w:hint="default"/>
       </w:rPr>
     </w:lvl>
   </w:abstractNum>
-  <w:num w:numId="1">
+  <w:num w:numId="1" w16cid:durableId="441416301">
     <w:abstractNumId w:val="4"/>
   </w:num>
-  <w:num w:numId="2">
+  <w:num w:numId="2" w16cid:durableId="176970559">
     <w:abstractNumId w:val="0"/>
   </w:num>
-  <w:num w:numId="3">
+  <w:num w:numId="3" w16cid:durableId="1862157201">
     <w:abstractNumId w:val="3"/>
   </w:num>
-  <w:num w:numId="4">
+  <w:num w:numId="4" w16cid:durableId="200940783">
     <w:abstractNumId w:val="14"/>
   </w:num>
-  <w:num w:numId="5">
+  <w:num w:numId="5" w16cid:durableId="641925903">
     <w:abstractNumId w:val="17"/>
   </w:num>
-  <w:num w:numId="6">
+  <w:num w:numId="6" w16cid:durableId="938751901">
     <w:abstractNumId w:val="5"/>
   </w:num>
-  <w:num w:numId="7">
+  <w:num w:numId="7" w16cid:durableId="1898667344">
     <w:abstractNumId w:val="10"/>
   </w:num>
-  <w:num w:numId="8">
+  <w:num w:numId="8" w16cid:durableId="188224752">
     <w:abstractNumId w:val="11"/>
   </w:num>
-  <w:num w:numId="9">
+  <w:num w:numId="9" w16cid:durableId="1514103709">
     <w:abstractNumId w:val="15"/>
   </w:num>
-  <w:num w:numId="10">
+  <w:num w:numId="10" w16cid:durableId="1991517665">
     <w:abstractNumId w:val="13"/>
   </w:num>
-  <w:num w:numId="11">
+  <w:num w:numId="11" w16cid:durableId="1474522539">
     <w:abstractNumId w:val="6"/>
   </w:num>
-  <w:num w:numId="12">
+  <w:num w:numId="12" w16cid:durableId="832985879">
     <w:abstractNumId w:val="2"/>
   </w:num>
-  <w:num w:numId="13">
+  <w:num w:numId="13" w16cid:durableId="1972706608">
     <w:abstractNumId w:val="12"/>
   </w:num>
-  <w:num w:numId="14">
+  <w:num w:numId="14" w16cid:durableId="1482384697">
     <w:abstractNumId w:val="16"/>
   </w:num>
-  <w:num w:numId="15">
+  <w:num w:numId="15" w16cid:durableId="1414082596">
     <w:abstractNumId w:val="1"/>
   </w:num>
-  <w:num w:numId="16">
+  <w:num w:numId="16" w16cid:durableId="1886063022">
     <w:abstractNumId w:val="9"/>
   </w:num>
-  <w:num w:numId="17">
+  <w:num w:numId="17" w16cid:durableId="1743598193">
     <w:abstractNumId w:val="7"/>
   </w:num>
-  <w:num w:numId="18">
+  <w:num w:numId="18" w16cid:durableId="1759331647">
     <w:abstractNumId w:val="8"/>
   </w:num>
 </w:numbering>
 </file>
 
 <file path=word/styles.xml><?xml version="1.0" encoding="utf-8"?>
-<w:styles xmlns:wp14="http://schemas.microsoft.com/office/word/2010/wordprocessingDrawing" xmlns:mc="http://schemas.openxmlformats.org/markup-compatibility/2006" xmlns:r="http://schemas.openxmlformats.org/officeDocument/2006/relationships" xmlns:w="http://schemas.openxmlformats.org/wordprocessingml/2006/main" xmlns:w14="http://schemas.microsoft.com/office/word/2010/wordml" xmlns:w15="http://schemas.microsoft.com/office/word/2012/wordml" xmlns:w16se="http://schemas.microsoft.com/office/word/2015/wordml/symex" mc:Ignorable="w14 w15 w16se wp14">
+<w:styles xmlns:mc="http://schemas.openxmlformats.org/markup-compatibility/2006" xmlns:r="http://schemas.openxmlformats.org/officeDocument/2006/relationships" xmlns:w="http://schemas.openxmlformats.org/wordprocessingml/2006/main" xmlns:w14="http://schemas.microsoft.com/office/word/2010/wordml" xmlns:w15="http://schemas.microsoft.com/office/word/2012/wordml" xmlns:w16cex="http://schemas.microsoft.com/office/word/2018/wordml/cex" xmlns:w16cid="http://schemas.microsoft.com/office/word/2016/wordml/cid" xmlns:w16="http://schemas.microsoft.com/office/word/2018/wordml" xmlns:w16du="http://schemas.microsoft.com/office/word/2023/wordml/word16du" xmlns:w16sdtdh="http://schemas.microsoft.com/office/word/2020/wordml/sdtdatahash" xmlns:w16sdtfl="http://schemas.microsoft.com/office/word/2024/wordml/sdtformatlock" xmlns:w16se="http://schemas.microsoft.com/office/word/2015/wordml/symex" mc:Ignorable="w14 w15 w16se w16cid w16 w16cex w16sdtdh w16sdtfl w16du">
   <w:docDefaults>
     <w:rPrDefault>
       <w:rPr>
-        <w:rFonts w:asciiTheme="minorHAnsi" w:hAnsiTheme="minorHAnsi" w:eastAsiaTheme="minorHAnsi" w:cstheme="minorBidi"/>
+        <w:rFonts w:asciiTheme="minorHAnsi" w:eastAsiaTheme="minorHAnsi" w:hAnsiTheme="minorHAnsi" w:cstheme="minorBidi"/>
         <w:sz w:val="22"/>
         <w:szCs w:val="22"/>
         <w:lang w:val="en-US" w:eastAsia="en-US" w:bidi="he-IL"/>
@@ -3509,17 +2939,17 @@
       </w:pPr>
     </w:pPrDefault>
   </w:docDefaults>
-  <w:latentStyles w:defLockedState="0" w:defUIPriority="99" w:defSemiHidden="0" w:defUnhideWhenUsed="0" w:defQFormat="0" w:count="371">
+  <w:latentStyles w:defLockedState="0" w:defUIPriority="99" w:defSemiHidden="0" w:defUnhideWhenUsed="0" w:defQFormat="0" w:count="376">
     <w:lsdException w:name="Normal" w:uiPriority="0" w:qFormat="1"/>
     <w:lsdException w:name="heading 1" w:uiPriority="9" w:qFormat="1"/>
-    <w:lsdException w:name="heading 2" w:uiPriority="9" w:semiHidden="1" w:unhideWhenUsed="1" w:qFormat="1"/>
-    <w:lsdException w:name="heading 3" w:uiPriority="9" w:semiHidden="1" w:unhideWhenUsed="1" w:qFormat="1"/>
-    <w:lsdException w:name="heading 4" w:uiPriority="9" w:semiHidden="1" w:unhideWhenUsed="1" w:qFormat="1"/>
-    <w:lsdException w:name="heading 5" w:uiPriority="9" w:semiHidden="1" w:unhideWhenUsed="1" w:qFormat="1"/>
-    <w:lsdException w:name="heading 6" w:uiPriority="9" w:semiHidden="1" w:unhideWhenUsed="1" w:qFormat="1"/>
-    <w:lsdException w:name="heading 7" w:uiPriority="9" w:semiHidden="1" w:unhideWhenUsed="1" w:qFormat="1"/>
-    <w:lsdException w:name="heading 8" w:uiPriority="9" w:semiHidden="1" w:unhideWhenUsed="1" w:qFormat="1"/>
-    <w:lsdException w:name="heading 9" w:uiPriority="9" w:semiHidden="1" w:unhideWhenUsed="1" w:qFormat="1"/>
+    <w:lsdException w:name="heading 2" w:semiHidden="1" w:uiPriority="9" w:unhideWhenUsed="1" w:qFormat="1"/>
+    <w:lsdException w:name="heading 3" w:semiHidden="1" w:uiPriority="9" w:unhideWhenUsed="1" w:qFormat="1"/>
+    <w:lsdException w:name="heading 4" w:semiHidden="1" w:uiPriority="9" w:unhideWhenUsed="1" w:qFormat="1"/>
+    <w:lsdException w:name="heading 5" w:semiHidden="1" w:uiPriority="9" w:unhideWhenUsed="1" w:qFormat="1"/>
+    <w:lsdException w:name="heading 6" w:semiHidden="1" w:uiPriority="9" w:unhideWhenUsed="1" w:qFormat="1"/>
+    <w:lsdException w:name="heading 7" w:semiHidden="1" w:uiPriority="9" w:unhideWhenUsed="1" w:qFormat="1"/>
+    <w:lsdException w:name="heading 8" w:semiHidden="1" w:uiPriority="9" w:unhideWhenUsed="1" w:qFormat="1"/>
+    <w:lsdException w:name="heading 9" w:semiHidden="1" w:uiPriority="9" w:unhideWhenUsed="1" w:qFormat="1"/>
     <w:lsdException w:name="index 1" w:semiHidden="1" w:unhideWhenUsed="1"/>
     <w:lsdException w:name="index 2" w:semiHidden="1" w:unhideWhenUsed="1"/>
     <w:lsdException w:name="index 3" w:semiHidden="1" w:unhideWhenUsed="1"/>
@@ -3529,22 +2959,22 @@
     <w:lsdException w:name="index 7" w:semiHidden="1" w:unhideWhenUsed="1"/>
     <w:lsdException w:name="index 8" w:semiHidden="1" w:unhideWhenUsed="1"/>
     <w:lsdException w:name="index 9" w:semiHidden="1" w:unhideWhenUsed="1"/>
-    <w:lsdException w:name="toc 1" w:uiPriority="39" w:semiHidden="1" w:unhideWhenUsed="1"/>
-    <w:lsdException w:name="toc 2" w:uiPriority="39" w:semiHidden="1" w:unhideWhenUsed="1"/>
-    <w:lsdException w:name="toc 3" w:uiPriority="39" w:semiHidden="1" w:unhideWhenUsed="1"/>
-    <w:lsdException w:name="toc 4" w:uiPriority="39" w:semiHidden="1" w:unhideWhenUsed="1"/>
-    <w:lsdException w:name="toc 5" w:uiPriority="39" w:semiHidden="1" w:unhideWhenUsed="1"/>
-    <w:lsdException w:name="toc 6" w:uiPriority="39" w:semiHidden="1" w:unhideWhenUsed="1"/>
-    <w:lsdException w:name="toc 7" w:uiPriority="39" w:semiHidden="1" w:unhideWhenUsed="1"/>
-    <w:lsdException w:name="toc 8" w:uiPriority="39" w:semiHidden="1" w:unhideWhenUsed="1"/>
-    <w:lsdException w:name="toc 9" w:uiPriority="39" w:semiHidden="1" w:unhideWhenUsed="1"/>
+    <w:lsdException w:name="toc 1" w:semiHidden="1" w:uiPriority="39" w:unhideWhenUsed="1"/>
+    <w:lsdException w:name="toc 2" w:semiHidden="1" w:uiPriority="39" w:unhideWhenUsed="1"/>
+    <w:lsdException w:name="toc 3" w:semiHidden="1" w:uiPriority="39" w:unhideWhenUsed="1"/>
+    <w:lsdException w:name="toc 4" w:semiHidden="1" w:uiPriority="39" w:unhideWhenUsed="1"/>
+    <w:lsdException w:name="toc 5" w:semiHidden="1" w:uiPriority="39" w:unhideWhenUsed="1"/>
+    <w:lsdException w:name="toc 6" w:semiHidden="1" w:uiPriority="39" w:unhideWhenUsed="1"/>
+    <w:lsdException w:name="toc 7" w:semiHidden="1" w:uiPriority="39" w:unhideWhenUsed="1"/>
+    <w:lsdException w:name="toc 8" w:semiHidden="1" w:uiPriority="39" w:unhideWhenUsed="1"/>
+    <w:lsdException w:name="toc 9" w:semiHidden="1" w:uiPriority="39" w:unhideWhenUsed="1"/>
     <w:lsdException w:name="Normal Indent" w:semiHidden="1" w:unhideWhenUsed="1"/>
     <w:lsdException w:name="footnote text" w:semiHidden="1" w:unhideWhenUsed="1"/>
     <w:lsdException w:name="annotation text" w:semiHidden="1" w:unhideWhenUsed="1"/>
     <w:lsdException w:name="header" w:semiHidden="1" w:unhideWhenUsed="1"/>
     <w:lsdException w:name="footer" w:semiHidden="1" w:unhideWhenUsed="1"/>
     <w:lsdException w:name="index heading" w:semiHidden="1" w:unhideWhenUsed="1"/>
-    <w:lsdException w:name="caption" w:uiPriority="35" w:semiHidden="1" w:unhideWhenUsed="1" w:qFormat="1"/>
+    <w:lsdException w:name="caption" w:semiHidden="1" w:uiPriority="35" w:unhideWhenUsed="1" w:qFormat="1"/>
     <w:lsdException w:name="table of figures" w:semiHidden="1" w:unhideWhenUsed="1"/>
     <w:lsdException w:name="envelope address" w:semiHidden="1" w:unhideWhenUsed="1"/>
     <w:lsdException w:name="envelope return" w:semiHidden="1" w:unhideWhenUsed="1"/>
@@ -3575,7 +3005,7 @@
     <w:lsdException w:name="Title" w:uiPriority="10" w:qFormat="1"/>
     <w:lsdException w:name="Closing" w:semiHidden="1" w:unhideWhenUsed="1"/>
     <w:lsdException w:name="Signature" w:semiHidden="1" w:unhideWhenUsed="1"/>
-    <w:lsdException w:name="Default Paragraph Font" w:uiPriority="1" w:semiHidden="1" w:unhideWhenUsed="1"/>
+    <w:lsdException w:name="Default Paragraph Font" w:semiHidden="1" w:uiPriority="1" w:unhideWhenUsed="1"/>
     <w:lsdException w:name="Body Text" w:semiHidden="1" w:unhideWhenUsed="1"/>
     <w:lsdException w:name="Body Text Indent" w:semiHidden="1" w:unhideWhenUsed="1"/>
     <w:lsdException w:name="List Continue" w:semiHidden="1" w:unhideWhenUsed="1"/>
@@ -3775,8 +3205,8 @@
     <w:lsdException w:name="Subtle Reference" w:uiPriority="31" w:qFormat="1"/>
     <w:lsdException w:name="Intense Reference" w:uiPriority="32" w:qFormat="1"/>
     <w:lsdException w:name="Book Title" w:uiPriority="33" w:qFormat="1"/>
-    <w:lsdException w:name="Bibliography" w:uiPriority="37" w:semiHidden="1" w:unhideWhenUsed="1"/>
-    <w:lsdException w:name="TOC Heading" w:uiPriority="39" w:semiHidden="1" w:unhideWhenUsed="1" w:qFormat="1"/>
+    <w:lsdException w:name="Bibliography" w:semiHidden="1" w:uiPriority="37" w:unhideWhenUsed="1"/>
+    <w:lsdException w:name="TOC Heading" w:semiHidden="1" w:uiPriority="39" w:unhideWhenUsed="1" w:qFormat="1"/>
     <w:lsdException w:name="Plain Table 1" w:uiPriority="41"/>
     <w:lsdException w:name="Plain Table 2" w:uiPriority="42"/>
     <w:lsdException w:name="Plain Table 3" w:uiPriority="43"/>
@@ -3881,18 +3311,23 @@
     <w:lsdException w:name="List Table 5 Dark Accent 6" w:uiPriority="50"/>
     <w:lsdException w:name="List Table 6 Colorful Accent 6" w:uiPriority="51"/>
     <w:lsdException w:name="List Table 7 Colorful Accent 6" w:uiPriority="52"/>
+    <w:lsdException w:name="Mention" w:semiHidden="1" w:unhideWhenUsed="1"/>
+    <w:lsdException w:name="Smart Hyperlink" w:semiHidden="1" w:unhideWhenUsed="1"/>
+    <w:lsdException w:name="Hashtag" w:semiHidden="1" w:unhideWhenUsed="1"/>
+    <w:lsdException w:name="Unresolved Mention" w:semiHidden="1" w:unhideWhenUsed="1"/>
+    <w:lsdException w:name="Smart Link" w:semiHidden="1" w:unhideWhenUsed="1"/>
   </w:latentStyles>
-  <w:style w:type="paragraph" w:styleId="Normal" w:default="1">
+  <w:style w:type="paragraph" w:default="1" w:styleId="Normal">
     <w:name w:val="Normal"/>
     <w:qFormat/>
   </w:style>
-  <w:style w:type="character" w:styleId="DefaultParagraphFont" w:default="1">
+  <w:style w:type="character" w:default="1" w:styleId="DefaultParagraphFont">
     <w:name w:val="Default Paragraph Font"/>
     <w:uiPriority w:val="1"/>
     <w:semiHidden/>
     <w:unhideWhenUsed/>
   </w:style>
-  <w:style w:type="table" w:styleId="TableNormal" w:default="1">
+  <w:style w:type="table" w:default="1" w:styleId="TableNormal">
     <w:name w:val="Normal Table"/>
     <w:uiPriority w:val="99"/>
     <w:semiHidden/>
@@ -3907,7 +3342,7 @@
       </w:tblCellMar>
     </w:tblPr>
   </w:style>
-  <w:style w:type="numbering" w:styleId="NoList" w:default="1">
+  <w:style w:type="numbering" w:default="1" w:styleId="NoList">
     <w:name w:val="No List"/>
     <w:uiPriority w:val="99"/>
     <w:semiHidden/>
@@ -3964,19 +3399,19 @@
       <w:spacing w:after="0" w:line="240" w:lineRule="auto"/>
     </w:pPr>
     <w:rPr>
-      <w:rFonts w:ascii="Courier New" w:hAnsi="Courier New" w:eastAsia="Times New Roman" w:cs="Courier New"/>
+      <w:rFonts w:ascii="Courier New" w:eastAsia="Times New Roman" w:hAnsi="Courier New" w:cs="Courier New"/>
       <w:sz w:val="20"/>
       <w:szCs w:val="20"/>
     </w:rPr>
   </w:style>
-  <w:style w:type="character" w:styleId="HTMLPreformattedChar" w:customStyle="1">
+  <w:style w:type="character" w:customStyle="1" w:styleId="HTMLPreformattedChar">
     <w:name w:val="HTML Preformatted Char"/>
     <w:basedOn w:val="DefaultParagraphFont"/>
     <w:link w:val="HTMLPreformatted"/>
     <w:uiPriority w:val="99"/>
     <w:rsid w:val="00C00901"/>
     <w:rPr>
-      <w:rFonts w:ascii="Courier New" w:hAnsi="Courier New" w:eastAsia="Times New Roman" w:cs="Courier New"/>
+      <w:rFonts w:ascii="Courier New" w:eastAsia="Times New Roman" w:hAnsi="Courier New" w:cs="Courier New"/>
       <w:sz w:val="20"/>
       <w:szCs w:val="20"/>
     </w:rPr>
@@ -3994,21 +3429,21 @@
       <w:contextualSpacing/>
     </w:pPr>
     <w:rPr>
-      <w:rFonts w:asciiTheme="majorHAnsi" w:hAnsiTheme="majorHAnsi" w:eastAsiaTheme="majorEastAsia" w:cstheme="majorBidi"/>
+      <w:rFonts w:asciiTheme="majorHAnsi" w:eastAsiaTheme="majorEastAsia" w:hAnsiTheme="majorHAnsi" w:cstheme="majorBidi"/>
       <w:spacing w:val="-10"/>
       <w:kern w:val="28"/>
       <w:sz w:val="56"/>
       <w:szCs w:val="56"/>
     </w:rPr>
   </w:style>
-  <w:style w:type="character" w:styleId="TitleChar" w:customStyle="1">
+  <w:style w:type="character" w:customStyle="1" w:styleId="TitleChar">
     <w:name w:val="Title Char"/>
     <w:basedOn w:val="DefaultParagraphFont"/>
     <w:link w:val="Title"/>
     <w:uiPriority w:val="10"/>
     <w:rsid w:val="00431F0C"/>
     <w:rPr>
-      <w:rFonts w:asciiTheme="majorHAnsi" w:hAnsiTheme="majorHAnsi" w:eastAsiaTheme="majorEastAsia" w:cstheme="majorBidi"/>
+      <w:rFonts w:asciiTheme="majorHAnsi" w:eastAsiaTheme="majorEastAsia" w:hAnsiTheme="majorHAnsi" w:cstheme="majorBidi"/>
       <w:spacing w:val="-10"/>
       <w:kern w:val="28"/>
       <w:sz w:val="56"/>
@@ -4019,7 +3454,7 @@
 </file>
 
 <file path=word/theme/theme1.xml><?xml version="1.0" encoding="utf-8"?>
-<a:theme xmlns:a="http://schemas.openxmlformats.org/drawingml/2006/main" xmlns:thm15="http://schemas.microsoft.com/office/thememl/2012/main" name="Office Theme">
+<a:theme xmlns:a="http://schemas.openxmlformats.org/drawingml/2006/main" name="Office Theme">
   <a:themeElements>
     <a:clrScheme name="Office">
       <a:dk1>
